--- a/2022年/2022年12月中国电子学会软件编程图形化等级考试4级.docx
+++ b/2022年/2022年12月中国电子学会软件编程图形化等级考试4级.docx
@@ -1,363 +1,5 @@
 
-<file path=docProps\app.xml><?xml version="1.0" encoding="utf-8"?>
-<Properties xmlns="http://schemas.openxmlformats.org/officeDocument/2006/extended-properties" xmlns:vt="http://schemas.openxmlformats.org/officeDocument/2006/docPropsVTypes">
-  <Template>Normal.dotm</Template>
-  <Pages>1</Pages>
-  <Words>22</Words>
-  <Characters>22</Characters>
-  <Lines>0</Lines>
-  <Paragraphs>0</Paragraphs>
-  <TotalTime>3</TotalTime>
-  <ScaleCrop>false</ScaleCrop>
-  <LinksUpToDate>false</LinksUpToDate>
-  <CharactersWithSpaces>22</CharactersWithSpaces>
-  <Application>WPS Office_11.1.0.13703_F1E327BC-269C-435d-A152-05C5408002CA</Application>
-  <DocSecurity>0</DocSecurity>
-</Properties>
-</file>
-
-<file path=docProps\core.xml><?xml version="1.0" encoding="utf-8"?>
-<cp:coreProperties xmlns:cp="http://schemas.openxmlformats.org/package/2006/metadata/core-properties" xmlns:dc="http://purl.org/dc/elements/1.1/" xmlns:dcterms="http://purl.org/dc/terms/" xmlns:dcmitype="http://purl.org/dc/dcmitype/" xmlns:xsi="http://www.w3.org/2001/XMLSchema-instance">
-  <dcterms:created xsi:type="dcterms:W3CDTF">2023-01-05T02:29:00Z</dcterms:created>
-  <dc:creator>黎～</dc:creator>
-  <cp:lastModifiedBy>黎～</cp:lastModifiedBy>
-  <dcterms:modified xsi:type="dcterms:W3CDTF">2023-01-05T02:33:35Z</dcterms:modified>
-  <cp:revision>1</cp:revision>
-</cp:coreProperties>
-</file>
-
-<file path=docProps\custom.xml><?xml version="1.0" encoding="utf-8"?>
-<Properties xmlns="http://schemas.openxmlformats.org/officeDocument/2006/custom-properties" xmlns:vt="http://schemas.openxmlformats.org/officeDocument/2006/docPropsVTypes">
-  <property fmtid="{D5CDD505-2E9C-101B-9397-08002B2CF9AE}" pid="2" name="KSOProductBuildVer">
-    <vt:lpwstr>2052-11.1.0.13703</vt:lpwstr>
-  </property>
-  <property fmtid="{D5CDD505-2E9C-101B-9397-08002B2CF9AE}" pid="3" name="ICV">
-    <vt:lpwstr>8748CC7E73D5436781B1BF1F8DE2E96A</vt:lpwstr>
-  </property>
-</Properties>
-</file>
-
-<file path=word\activeX\activeX1.xml><?xml version="1.0" encoding="utf-8"?>
-<ax:ocx xmlns:ax="http://schemas.microsoft.com/office/2006/activeX" xmlns:r="http://schemas.openxmlformats.org/officeDocument/2006/relationships" ax:classid="{5512D118-5CC6-11CF-8D67-00AA00BDCE1D}" r:id="rId1" ax:persistence="persistStorage"/>
-</file>
-
-<file path=word\activeX\activeX10.xml><?xml version="1.0" encoding="utf-8"?>
-<ax:ocx xmlns:ax="http://schemas.microsoft.com/office/2006/activeX" xmlns:r="http://schemas.openxmlformats.org/officeDocument/2006/relationships" ax:classid="{5512D118-5CC6-11CF-8D67-00AA00BDCE1D}" r:id="rId1" ax:persistence="persistStorage"/>
-</file>
-
-<file path=word\activeX\activeX11.xml><?xml version="1.0" encoding="utf-8"?>
-<ax:ocx xmlns:ax="http://schemas.microsoft.com/office/2006/activeX" xmlns:r="http://schemas.openxmlformats.org/officeDocument/2006/relationships" ax:classid="{5512D118-5CC6-11CF-8D67-00AA00BDCE1D}" r:id="rId1" ax:persistence="persistStorage"/>
-</file>
-
-<file path=word\activeX\activeX12.xml><?xml version="1.0" encoding="utf-8"?>
-<ax:ocx xmlns:ax="http://schemas.microsoft.com/office/2006/activeX" xmlns:r="http://schemas.openxmlformats.org/officeDocument/2006/relationships" ax:classid="{5512D118-5CC6-11CF-8D67-00AA00BDCE1D}" r:id="rId1" ax:persistence="persistStorage"/>
-</file>
-
-<file path=word\activeX\activeX13.xml><?xml version="1.0" encoding="utf-8"?>
-<ax:ocx xmlns:ax="http://schemas.microsoft.com/office/2006/activeX" xmlns:r="http://schemas.openxmlformats.org/officeDocument/2006/relationships" ax:classid="{5512D118-5CC6-11CF-8D67-00AA00BDCE1D}" r:id="rId1" ax:persistence="persistStorage"/>
-</file>
-
-<file path=word\activeX\activeX14.xml><?xml version="1.0" encoding="utf-8"?>
-<ax:ocx xmlns:ax="http://schemas.microsoft.com/office/2006/activeX" xmlns:r="http://schemas.openxmlformats.org/officeDocument/2006/relationships" ax:classid="{5512D118-5CC6-11CF-8D67-00AA00BDCE1D}" r:id="rId1" ax:persistence="persistStorage"/>
-</file>
-
-<file path=word\activeX\activeX15.xml><?xml version="1.0" encoding="utf-8"?>
-<ax:ocx xmlns:ax="http://schemas.microsoft.com/office/2006/activeX" xmlns:r="http://schemas.openxmlformats.org/officeDocument/2006/relationships" ax:classid="{5512D118-5CC6-11CF-8D67-00AA00BDCE1D}" r:id="rId1" ax:persistence="persistStorage"/>
-</file>
-
-<file path=word\activeX\activeX16.xml><?xml version="1.0" encoding="utf-8"?>
-<ax:ocx xmlns:ax="http://schemas.microsoft.com/office/2006/activeX" xmlns:r="http://schemas.openxmlformats.org/officeDocument/2006/relationships" ax:classid="{5512D118-5CC6-11CF-8D67-00AA00BDCE1D}" r:id="rId1" ax:persistence="persistStorage"/>
-</file>
-
-<file path=word\activeX\activeX17.xml><?xml version="1.0" encoding="utf-8"?>
-<ax:ocx xmlns:ax="http://schemas.microsoft.com/office/2006/activeX" xmlns:r="http://schemas.openxmlformats.org/officeDocument/2006/relationships" ax:classid="{5512D118-5CC6-11CF-8D67-00AA00BDCE1D}" r:id="rId1" ax:persistence="persistStorage"/>
-</file>
-
-<file path=word\activeX\activeX18.xml><?xml version="1.0" encoding="utf-8"?>
-<ax:ocx xmlns:ax="http://schemas.microsoft.com/office/2006/activeX" xmlns:r="http://schemas.openxmlformats.org/officeDocument/2006/relationships" ax:classid="{5512D118-5CC6-11CF-8D67-00AA00BDCE1D}" r:id="rId1" ax:persistence="persistStorage"/>
-</file>
-
-<file path=word\activeX\activeX19.xml><?xml version="1.0" encoding="utf-8"?>
-<ax:ocx xmlns:ax="http://schemas.microsoft.com/office/2006/activeX" xmlns:r="http://schemas.openxmlformats.org/officeDocument/2006/relationships" ax:classid="{5512D118-5CC6-11CF-8D67-00AA00BDCE1D}" r:id="rId1" ax:persistence="persistStorage"/>
-</file>
-
-<file path=word\activeX\activeX2.xml><?xml version="1.0" encoding="utf-8"?>
-<ax:ocx xmlns:ax="http://schemas.microsoft.com/office/2006/activeX" xmlns:r="http://schemas.openxmlformats.org/officeDocument/2006/relationships" ax:classid="{5512D118-5CC6-11CF-8D67-00AA00BDCE1D}" r:id="rId1" ax:persistence="persistStorage"/>
-</file>
-
-<file path=word\activeX\activeX20.xml><?xml version="1.0" encoding="utf-8"?>
-<ax:ocx xmlns:ax="http://schemas.microsoft.com/office/2006/activeX" xmlns:r="http://schemas.openxmlformats.org/officeDocument/2006/relationships" ax:classid="{5512D118-5CC6-11CF-8D67-00AA00BDCE1D}" r:id="rId1" ax:persistence="persistStorage"/>
-</file>
-
-<file path=word\activeX\activeX21.xml><?xml version="1.0" encoding="utf-8"?>
-<ax:ocx xmlns:ax="http://schemas.microsoft.com/office/2006/activeX" xmlns:r="http://schemas.openxmlformats.org/officeDocument/2006/relationships" ax:classid="{5512D118-5CC6-11CF-8D67-00AA00BDCE1D}" r:id="rId1" ax:persistence="persistStorage"/>
-</file>
-
-<file path=word\activeX\activeX22.xml><?xml version="1.0" encoding="utf-8"?>
-<ax:ocx xmlns:ax="http://schemas.microsoft.com/office/2006/activeX" xmlns:r="http://schemas.openxmlformats.org/officeDocument/2006/relationships" ax:classid="{5512D118-5CC6-11CF-8D67-00AA00BDCE1D}" r:id="rId1" ax:persistence="persistStorage"/>
-</file>
-
-<file path=word\activeX\activeX23.xml><?xml version="1.0" encoding="utf-8"?>
-<ax:ocx xmlns:ax="http://schemas.microsoft.com/office/2006/activeX" xmlns:r="http://schemas.openxmlformats.org/officeDocument/2006/relationships" ax:classid="{5512D118-5CC6-11CF-8D67-00AA00BDCE1D}" r:id="rId1" ax:persistence="persistStorage"/>
-</file>
-
-<file path=word\activeX\activeX24.xml><?xml version="1.0" encoding="utf-8"?>
-<ax:ocx xmlns:ax="http://schemas.microsoft.com/office/2006/activeX" xmlns:r="http://schemas.openxmlformats.org/officeDocument/2006/relationships" ax:classid="{5512D118-5CC6-11CF-8D67-00AA00BDCE1D}" r:id="rId1" ax:persistence="persistStorage"/>
-</file>
-
-<file path=word\activeX\activeX25.xml><?xml version="1.0" encoding="utf-8"?>
-<ax:ocx xmlns:ax="http://schemas.microsoft.com/office/2006/activeX" xmlns:r="http://schemas.openxmlformats.org/officeDocument/2006/relationships" ax:classid="{5512D118-5CC6-11CF-8D67-00AA00BDCE1D}" r:id="rId1" ax:persistence="persistStorage"/>
-</file>
-
-<file path=word\activeX\activeX26.xml><?xml version="1.0" encoding="utf-8"?>
-<ax:ocx xmlns:ax="http://schemas.microsoft.com/office/2006/activeX" xmlns:r="http://schemas.openxmlformats.org/officeDocument/2006/relationships" ax:classid="{5512D118-5CC6-11CF-8D67-00AA00BDCE1D}" r:id="rId1" ax:persistence="persistStorage"/>
-</file>
-
-<file path=word\activeX\activeX27.xml><?xml version="1.0" encoding="utf-8"?>
-<ax:ocx xmlns:ax="http://schemas.microsoft.com/office/2006/activeX" xmlns:r="http://schemas.openxmlformats.org/officeDocument/2006/relationships" ax:classid="{5512D118-5CC6-11CF-8D67-00AA00BDCE1D}" r:id="rId1" ax:persistence="persistStorage"/>
-</file>
-
-<file path=word\activeX\activeX28.xml><?xml version="1.0" encoding="utf-8"?>
-<ax:ocx xmlns:ax="http://schemas.microsoft.com/office/2006/activeX" xmlns:r="http://schemas.openxmlformats.org/officeDocument/2006/relationships" ax:classid="{5512D118-5CC6-11CF-8D67-00AA00BDCE1D}" r:id="rId1" ax:persistence="persistStorage"/>
-</file>
-
-<file path=word\activeX\activeX29.xml><?xml version="1.0" encoding="utf-8"?>
-<ax:ocx xmlns:ax="http://schemas.microsoft.com/office/2006/activeX" xmlns:r="http://schemas.openxmlformats.org/officeDocument/2006/relationships" ax:classid="{5512D118-5CC6-11CF-8D67-00AA00BDCE1D}" r:id="rId1" ax:persistence="persistStorage"/>
-</file>
-
-<file path=word\activeX\activeX3.xml><?xml version="1.0" encoding="utf-8"?>
-<ax:ocx xmlns:ax="http://schemas.microsoft.com/office/2006/activeX" xmlns:r="http://schemas.openxmlformats.org/officeDocument/2006/relationships" ax:classid="{5512D118-5CC6-11CF-8D67-00AA00BDCE1D}" r:id="rId1" ax:persistence="persistStorage"/>
-</file>
-
-<file path=word\activeX\activeX30.xml><?xml version="1.0" encoding="utf-8"?>
-<ax:ocx xmlns:ax="http://schemas.microsoft.com/office/2006/activeX" xmlns:r="http://schemas.openxmlformats.org/officeDocument/2006/relationships" ax:classid="{5512D118-5CC6-11CF-8D67-00AA00BDCE1D}" r:id="rId1" ax:persistence="persistStorage"/>
-</file>
-
-<file path=word\activeX\activeX31.xml><?xml version="1.0" encoding="utf-8"?>
-<ax:ocx xmlns:ax="http://schemas.microsoft.com/office/2006/activeX" xmlns:r="http://schemas.openxmlformats.org/officeDocument/2006/relationships" ax:classid="{5512D118-5CC6-11CF-8D67-00AA00BDCE1D}" r:id="rId1" ax:persistence="persistStorage"/>
-</file>
-
-<file path=word\activeX\activeX32.xml><?xml version="1.0" encoding="utf-8"?>
-<ax:ocx xmlns:ax="http://schemas.microsoft.com/office/2006/activeX" xmlns:r="http://schemas.openxmlformats.org/officeDocument/2006/relationships" ax:classid="{5512D118-5CC6-11CF-8D67-00AA00BDCE1D}" r:id="rId1" ax:persistence="persistStorage"/>
-</file>
-
-<file path=word\activeX\activeX33.xml><?xml version="1.0" encoding="utf-8"?>
-<ax:ocx xmlns:ax="http://schemas.microsoft.com/office/2006/activeX" xmlns:r="http://schemas.openxmlformats.org/officeDocument/2006/relationships" ax:classid="{5512D118-5CC6-11CF-8D67-00AA00BDCE1D}" r:id="rId1" ax:persistence="persistStorage"/>
-</file>
-
-<file path=word\activeX\activeX34.xml><?xml version="1.0" encoding="utf-8"?>
-<ax:ocx xmlns:ax="http://schemas.microsoft.com/office/2006/activeX" xmlns:r="http://schemas.openxmlformats.org/officeDocument/2006/relationships" ax:classid="{5512D118-5CC6-11CF-8D67-00AA00BDCE1D}" r:id="rId1" ax:persistence="persistStorage"/>
-</file>
-
-<file path=word\activeX\activeX35.xml><?xml version="1.0" encoding="utf-8"?>
-<ax:ocx xmlns:ax="http://schemas.microsoft.com/office/2006/activeX" xmlns:r="http://schemas.openxmlformats.org/officeDocument/2006/relationships" ax:classid="{5512D118-5CC6-11CF-8D67-00AA00BDCE1D}" r:id="rId1" ax:persistence="persistStorage"/>
-</file>
-
-<file path=word\activeX\activeX36.xml><?xml version="1.0" encoding="utf-8"?>
-<ax:ocx xmlns:ax="http://schemas.microsoft.com/office/2006/activeX" xmlns:r="http://schemas.openxmlformats.org/officeDocument/2006/relationships" ax:classid="{5512D118-5CC6-11CF-8D67-00AA00BDCE1D}" r:id="rId1" ax:persistence="persistStorage"/>
-</file>
-
-<file path=word\activeX\activeX37.xml><?xml version="1.0" encoding="utf-8"?>
-<ax:ocx xmlns:ax="http://schemas.microsoft.com/office/2006/activeX" xmlns:r="http://schemas.openxmlformats.org/officeDocument/2006/relationships" ax:classid="{5512D118-5CC6-11CF-8D67-00AA00BDCE1D}" r:id="rId1" ax:persistence="persistStorage"/>
-</file>
-
-<file path=word\activeX\activeX38.xml><?xml version="1.0" encoding="utf-8"?>
-<ax:ocx xmlns:ax="http://schemas.microsoft.com/office/2006/activeX" xmlns:r="http://schemas.openxmlformats.org/officeDocument/2006/relationships" ax:classid="{5512D118-5CC6-11CF-8D67-00AA00BDCE1D}" r:id="rId1" ax:persistence="persistStorage"/>
-</file>
-
-<file path=word\activeX\activeX39.xml><?xml version="1.0" encoding="utf-8"?>
-<ax:ocx xmlns:ax="http://schemas.microsoft.com/office/2006/activeX" xmlns:r="http://schemas.openxmlformats.org/officeDocument/2006/relationships" ax:classid="{5512D118-5CC6-11CF-8D67-00AA00BDCE1D}" r:id="rId1" ax:persistence="persistStorage"/>
-</file>
-
-<file path=word\activeX\activeX4.xml><?xml version="1.0" encoding="utf-8"?>
-<ax:ocx xmlns:ax="http://schemas.microsoft.com/office/2006/activeX" xmlns:r="http://schemas.openxmlformats.org/officeDocument/2006/relationships" ax:classid="{5512D118-5CC6-11CF-8D67-00AA00BDCE1D}" r:id="rId1" ax:persistence="persistStorage"/>
-</file>
-
-<file path=word\activeX\activeX40.xml><?xml version="1.0" encoding="utf-8"?>
-<ax:ocx xmlns:ax="http://schemas.microsoft.com/office/2006/activeX" xmlns:r="http://schemas.openxmlformats.org/officeDocument/2006/relationships" ax:classid="{5512D118-5CC6-11CF-8D67-00AA00BDCE1D}" r:id="rId1" ax:persistence="persistStorage"/>
-</file>
-
-<file path=word\activeX\activeX41.xml><?xml version="1.0" encoding="utf-8"?>
-<ax:ocx xmlns:ax="http://schemas.microsoft.com/office/2006/activeX" xmlns:r="http://schemas.openxmlformats.org/officeDocument/2006/relationships" ax:classid="{5512D118-5CC6-11CF-8D67-00AA00BDCE1D}" r:id="rId1" ax:persistence="persistStorage"/>
-</file>
-
-<file path=word\activeX\activeX42.xml><?xml version="1.0" encoding="utf-8"?>
-<ax:ocx xmlns:ax="http://schemas.microsoft.com/office/2006/activeX" xmlns:r="http://schemas.openxmlformats.org/officeDocument/2006/relationships" ax:classid="{5512D118-5CC6-11CF-8D67-00AA00BDCE1D}" r:id="rId1" ax:persistence="persistStorage"/>
-</file>
-
-<file path=word\activeX\activeX43.xml><?xml version="1.0" encoding="utf-8"?>
-<ax:ocx xmlns:ax="http://schemas.microsoft.com/office/2006/activeX" xmlns:r="http://schemas.openxmlformats.org/officeDocument/2006/relationships" ax:classid="{5512D118-5CC6-11CF-8D67-00AA00BDCE1D}" r:id="rId1" ax:persistence="persistStorage"/>
-</file>
-
-<file path=word\activeX\activeX44.xml><?xml version="1.0" encoding="utf-8"?>
-<ax:ocx xmlns:ax="http://schemas.microsoft.com/office/2006/activeX" xmlns:r="http://schemas.openxmlformats.org/officeDocument/2006/relationships" ax:classid="{5512D118-5CC6-11CF-8D67-00AA00BDCE1D}" r:id="rId1" ax:persistence="persistStorage"/>
-</file>
-
-<file path=word\activeX\activeX45.xml><?xml version="1.0" encoding="utf-8"?>
-<ax:ocx xmlns:ax="http://schemas.microsoft.com/office/2006/activeX" xmlns:r="http://schemas.openxmlformats.org/officeDocument/2006/relationships" ax:classid="{5512D118-5CC6-11CF-8D67-00AA00BDCE1D}" r:id="rId1" ax:persistence="persistStorage"/>
-</file>
-
-<file path=word\activeX\activeX46.xml><?xml version="1.0" encoding="utf-8"?>
-<ax:ocx xmlns:ax="http://schemas.microsoft.com/office/2006/activeX" xmlns:r="http://schemas.openxmlformats.org/officeDocument/2006/relationships" ax:classid="{5512D118-5CC6-11CF-8D67-00AA00BDCE1D}" r:id="rId1" ax:persistence="persistStorage"/>
-</file>
-
-<file path=word\activeX\activeX47.xml><?xml version="1.0" encoding="utf-8"?>
-<ax:ocx xmlns:ax="http://schemas.microsoft.com/office/2006/activeX" xmlns:r="http://schemas.openxmlformats.org/officeDocument/2006/relationships" ax:classid="{5512D118-5CC6-11CF-8D67-00AA00BDCE1D}" r:id="rId1" ax:persistence="persistStorage"/>
-</file>
-
-<file path=word\activeX\activeX48.xml><?xml version="1.0" encoding="utf-8"?>
-<ax:ocx xmlns:ax="http://schemas.microsoft.com/office/2006/activeX" xmlns:r="http://schemas.openxmlformats.org/officeDocument/2006/relationships" ax:classid="{5512D118-5CC6-11CF-8D67-00AA00BDCE1D}" r:id="rId1" ax:persistence="persistStorage"/>
-</file>
-
-<file path=word\activeX\activeX49.xml><?xml version="1.0" encoding="utf-8"?>
-<ax:ocx xmlns:ax="http://schemas.microsoft.com/office/2006/activeX" xmlns:r="http://schemas.openxmlformats.org/officeDocument/2006/relationships" ax:classid="{5512D118-5CC6-11CF-8D67-00AA00BDCE1D}" r:id="rId1" ax:persistence="persistStorage"/>
-</file>
-
-<file path=word\activeX\activeX5.xml><?xml version="1.0" encoding="utf-8"?>
-<ax:ocx xmlns:ax="http://schemas.microsoft.com/office/2006/activeX" xmlns:r="http://schemas.openxmlformats.org/officeDocument/2006/relationships" ax:classid="{5512D118-5CC6-11CF-8D67-00AA00BDCE1D}" r:id="rId1" ax:persistence="persistStorage"/>
-</file>
-
-<file path=word\activeX\activeX50.xml><?xml version="1.0" encoding="utf-8"?>
-<ax:ocx xmlns:ax="http://schemas.microsoft.com/office/2006/activeX" xmlns:r="http://schemas.openxmlformats.org/officeDocument/2006/relationships" ax:classid="{5512D118-5CC6-11CF-8D67-00AA00BDCE1D}" r:id="rId1" ax:persistence="persistStorage"/>
-</file>
-
-<file path=word\activeX\activeX51.xml><?xml version="1.0" encoding="utf-8"?>
-<ax:ocx xmlns:ax="http://schemas.microsoft.com/office/2006/activeX" xmlns:r="http://schemas.openxmlformats.org/officeDocument/2006/relationships" ax:classid="{5512D118-5CC6-11CF-8D67-00AA00BDCE1D}" r:id="rId1" ax:persistence="persistStorage"/>
-</file>
-
-<file path=word\activeX\activeX52.xml><?xml version="1.0" encoding="utf-8"?>
-<ax:ocx xmlns:ax="http://schemas.microsoft.com/office/2006/activeX" xmlns:r="http://schemas.openxmlformats.org/officeDocument/2006/relationships" ax:classid="{5512D118-5CC6-11CF-8D67-00AA00BDCE1D}" r:id="rId1" ax:persistence="persistStorage"/>
-</file>
-
-<file path=word\activeX\activeX53.xml><?xml version="1.0" encoding="utf-8"?>
-<ax:ocx xmlns:ax="http://schemas.microsoft.com/office/2006/activeX" xmlns:r="http://schemas.openxmlformats.org/officeDocument/2006/relationships" ax:classid="{5512D118-5CC6-11CF-8D67-00AA00BDCE1D}" r:id="rId1" ax:persistence="persistStorage"/>
-</file>
-
-<file path=word\activeX\activeX54.xml><?xml version="1.0" encoding="utf-8"?>
-<ax:ocx xmlns:ax="http://schemas.microsoft.com/office/2006/activeX" xmlns:r="http://schemas.openxmlformats.org/officeDocument/2006/relationships" ax:classid="{5512D118-5CC6-11CF-8D67-00AA00BDCE1D}" r:id="rId1" ax:persistence="persistStorage"/>
-</file>
-
-<file path=word\activeX\activeX55.xml><?xml version="1.0" encoding="utf-8"?>
-<ax:ocx xmlns:ax="http://schemas.microsoft.com/office/2006/activeX" xmlns:r="http://schemas.openxmlformats.org/officeDocument/2006/relationships" ax:classid="{5512D118-5CC6-11CF-8D67-00AA00BDCE1D}" r:id="rId1" ax:persistence="persistStorage"/>
-</file>
-
-<file path=word\activeX\activeX56.xml><?xml version="1.0" encoding="utf-8"?>
-<ax:ocx xmlns:ax="http://schemas.microsoft.com/office/2006/activeX" xmlns:r="http://schemas.openxmlformats.org/officeDocument/2006/relationships" ax:classid="{5512D118-5CC6-11CF-8D67-00AA00BDCE1D}" r:id="rId1" ax:persistence="persistStorage"/>
-</file>
-
-<file path=word\activeX\activeX57.xml><?xml version="1.0" encoding="utf-8"?>
-<ax:ocx xmlns:ax="http://schemas.microsoft.com/office/2006/activeX" xmlns:r="http://schemas.openxmlformats.org/officeDocument/2006/relationships" ax:classid="{5512D118-5CC6-11CF-8D67-00AA00BDCE1D}" r:id="rId1" ax:persistence="persistStorage"/>
-</file>
-
-<file path=word\activeX\activeX58.xml><?xml version="1.0" encoding="utf-8"?>
-<ax:ocx xmlns:ax="http://schemas.microsoft.com/office/2006/activeX" xmlns:r="http://schemas.openxmlformats.org/officeDocument/2006/relationships" ax:classid="{5512D118-5CC6-11CF-8D67-00AA00BDCE1D}" r:id="rId1" ax:persistence="persistStorage"/>
-</file>
-
-<file path=word\activeX\activeX59.xml><?xml version="1.0" encoding="utf-8"?>
-<ax:ocx xmlns:ax="http://schemas.microsoft.com/office/2006/activeX" xmlns:r="http://schemas.openxmlformats.org/officeDocument/2006/relationships" ax:classid="{5512D118-5CC6-11CF-8D67-00AA00BDCE1D}" r:id="rId1" ax:persistence="persistStorage"/>
-</file>
-
-<file path=word\activeX\activeX6.xml><?xml version="1.0" encoding="utf-8"?>
-<ax:ocx xmlns:ax="http://schemas.microsoft.com/office/2006/activeX" xmlns:r="http://schemas.openxmlformats.org/officeDocument/2006/relationships" ax:classid="{5512D118-5CC6-11CF-8D67-00AA00BDCE1D}" r:id="rId1" ax:persistence="persistStorage"/>
-</file>
-
-<file path=word\activeX\activeX60.xml><?xml version="1.0" encoding="utf-8"?>
-<ax:ocx xmlns:ax="http://schemas.microsoft.com/office/2006/activeX" xmlns:r="http://schemas.openxmlformats.org/officeDocument/2006/relationships" ax:classid="{5512D118-5CC6-11CF-8D67-00AA00BDCE1D}" r:id="rId1" ax:persistence="persistStorage"/>
-</file>
-
-<file path=word\activeX\activeX61.xml><?xml version="1.0" encoding="utf-8"?>
-<ax:ocx xmlns:ax="http://schemas.microsoft.com/office/2006/activeX" xmlns:r="http://schemas.openxmlformats.org/officeDocument/2006/relationships" ax:classid="{5512D118-5CC6-11CF-8D67-00AA00BDCE1D}" r:id="rId1" ax:persistence="persistStorage"/>
-</file>
-
-<file path=word\activeX\activeX62.xml><?xml version="1.0" encoding="utf-8"?>
-<ax:ocx xmlns:ax="http://schemas.microsoft.com/office/2006/activeX" xmlns:r="http://schemas.openxmlformats.org/officeDocument/2006/relationships" ax:classid="{5512D118-5CC6-11CF-8D67-00AA00BDCE1D}" r:id="rId1" ax:persistence="persistStorage"/>
-</file>
-
-<file path=word\activeX\activeX63.xml><?xml version="1.0" encoding="utf-8"?>
-<ax:ocx xmlns:ax="http://schemas.microsoft.com/office/2006/activeX" xmlns:r="http://schemas.openxmlformats.org/officeDocument/2006/relationships" ax:classid="{5512D118-5CC6-11CF-8D67-00AA00BDCE1D}" r:id="rId1" ax:persistence="persistStorage"/>
-</file>
-
-<file path=word\activeX\activeX64.xml><?xml version="1.0" encoding="utf-8"?>
-<ax:ocx xmlns:ax="http://schemas.microsoft.com/office/2006/activeX" xmlns:r="http://schemas.openxmlformats.org/officeDocument/2006/relationships" ax:classid="{5512D118-5CC6-11CF-8D67-00AA00BDCE1D}" r:id="rId1" ax:persistence="persistStorage"/>
-</file>
-
-<file path=word\activeX\activeX65.xml><?xml version="1.0" encoding="utf-8"?>
-<ax:ocx xmlns:ax="http://schemas.microsoft.com/office/2006/activeX" xmlns:r="http://schemas.openxmlformats.org/officeDocument/2006/relationships" ax:classid="{5512D118-5CC6-11CF-8D67-00AA00BDCE1D}" r:id="rId1" ax:persistence="persistStorage"/>
-</file>
-
-<file path=word\activeX\activeX66.xml><?xml version="1.0" encoding="utf-8"?>
-<ax:ocx xmlns:ax="http://schemas.microsoft.com/office/2006/activeX" xmlns:r="http://schemas.openxmlformats.org/officeDocument/2006/relationships" ax:classid="{5512D118-5CC6-11CF-8D67-00AA00BDCE1D}" r:id="rId1" ax:persistence="persistStorage"/>
-</file>
-
-<file path=word\activeX\activeX67.xml><?xml version="1.0" encoding="utf-8"?>
-<ax:ocx xmlns:ax="http://schemas.microsoft.com/office/2006/activeX" xmlns:r="http://schemas.openxmlformats.org/officeDocument/2006/relationships" ax:classid="{5512D118-5CC6-11CF-8D67-00AA00BDCE1D}" r:id="rId1" ax:persistence="persistStorage"/>
-</file>
-
-<file path=word\activeX\activeX68.xml><?xml version="1.0" encoding="utf-8"?>
-<ax:ocx xmlns:ax="http://schemas.microsoft.com/office/2006/activeX" xmlns:r="http://schemas.openxmlformats.org/officeDocument/2006/relationships" ax:classid="{5512D118-5CC6-11CF-8D67-00AA00BDCE1D}" r:id="rId1" ax:persistence="persistStorage"/>
-</file>
-
-<file path=word\activeX\activeX69.xml><?xml version="1.0" encoding="utf-8"?>
-<ax:ocx xmlns:ax="http://schemas.microsoft.com/office/2006/activeX" xmlns:r="http://schemas.openxmlformats.org/officeDocument/2006/relationships" ax:classid="{5512D118-5CC6-11CF-8D67-00AA00BDCE1D}" r:id="rId1" ax:persistence="persistStorage"/>
-</file>
-
-<file path=word\activeX\activeX7.xml><?xml version="1.0" encoding="utf-8"?>
-<ax:ocx xmlns:ax="http://schemas.microsoft.com/office/2006/activeX" xmlns:r="http://schemas.openxmlformats.org/officeDocument/2006/relationships" ax:classid="{5512D118-5CC6-11CF-8D67-00AA00BDCE1D}" r:id="rId1" ax:persistence="persistStorage"/>
-</file>
-
-<file path=word\activeX\activeX70.xml><?xml version="1.0" encoding="utf-8"?>
-<ax:ocx xmlns:ax="http://schemas.microsoft.com/office/2006/activeX" xmlns:r="http://schemas.openxmlformats.org/officeDocument/2006/relationships" ax:classid="{5512D118-5CC6-11CF-8D67-00AA00BDCE1D}" r:id="rId1" ax:persistence="persistStorage"/>
-</file>
-
-<file path=word\activeX\activeX71.xml><?xml version="1.0" encoding="utf-8"?>
-<ax:ocx xmlns:ax="http://schemas.microsoft.com/office/2006/activeX" xmlns:r="http://schemas.openxmlformats.org/officeDocument/2006/relationships" ax:classid="{5512D118-5CC6-11CF-8D67-00AA00BDCE1D}" r:id="rId1" ax:persistence="persistStorage"/>
-</file>
-
-<file path=word\activeX\activeX72.xml><?xml version="1.0" encoding="utf-8"?>
-<ax:ocx xmlns:ax="http://schemas.microsoft.com/office/2006/activeX" xmlns:r="http://schemas.openxmlformats.org/officeDocument/2006/relationships" ax:classid="{5512D118-5CC6-11CF-8D67-00AA00BDCE1D}" r:id="rId1" ax:persistence="persistStorage"/>
-</file>
-
-<file path=word\activeX\activeX73.xml><?xml version="1.0" encoding="utf-8"?>
-<ax:ocx xmlns:ax="http://schemas.microsoft.com/office/2006/activeX" xmlns:r="http://schemas.openxmlformats.org/officeDocument/2006/relationships" ax:classid="{5512D118-5CC6-11CF-8D67-00AA00BDCE1D}" r:id="rId1" ax:persistence="persistStorage"/>
-</file>
-
-<file path=word\activeX\activeX74.xml><?xml version="1.0" encoding="utf-8"?>
-<ax:ocx xmlns:ax="http://schemas.microsoft.com/office/2006/activeX" xmlns:r="http://schemas.openxmlformats.org/officeDocument/2006/relationships" ax:classid="{5512D118-5CC6-11CF-8D67-00AA00BDCE1D}" r:id="rId1" ax:persistence="persistStorage"/>
-</file>
-
-<file path=word\activeX\activeX75.xml><?xml version="1.0" encoding="utf-8"?>
-<ax:ocx xmlns:ax="http://schemas.microsoft.com/office/2006/activeX" xmlns:r="http://schemas.openxmlformats.org/officeDocument/2006/relationships" ax:classid="{5512D118-5CC6-11CF-8D67-00AA00BDCE1D}" r:id="rId1" ax:persistence="persistStorage"/>
-</file>
-
-<file path=word\activeX\activeX76.xml><?xml version="1.0" encoding="utf-8"?>
-<ax:ocx xmlns:ax="http://schemas.microsoft.com/office/2006/activeX" xmlns:r="http://schemas.openxmlformats.org/officeDocument/2006/relationships" ax:classid="{5512D118-5CC6-11CF-8D67-00AA00BDCE1D}" r:id="rId1" ax:persistence="persistStorage"/>
-</file>
-
-<file path=word\activeX\activeX77.xml><?xml version="1.0" encoding="utf-8"?>
-<ax:ocx xmlns:ax="http://schemas.microsoft.com/office/2006/activeX" xmlns:r="http://schemas.openxmlformats.org/officeDocument/2006/relationships" ax:classid="{5512D118-5CC6-11CF-8D67-00AA00BDCE1D}" r:id="rId1" ax:persistence="persistStorage"/>
-</file>
-
-<file path=word\activeX\activeX78.xml><?xml version="1.0" encoding="utf-8"?>
-<ax:ocx xmlns:ax="http://schemas.microsoft.com/office/2006/activeX" xmlns:r="http://schemas.openxmlformats.org/officeDocument/2006/relationships" ax:classid="{5512D118-5CC6-11CF-8D67-00AA00BDCE1D}" r:id="rId1" ax:persistence="persistStorage"/>
-</file>
-
-<file path=word\activeX\activeX79.xml><?xml version="1.0" encoding="utf-8"?>
-<ax:ocx xmlns:ax="http://schemas.microsoft.com/office/2006/activeX" xmlns:r="http://schemas.openxmlformats.org/officeDocument/2006/relationships" ax:classid="{5512D118-5CC6-11CF-8D67-00AA00BDCE1D}" r:id="rId1" ax:persistence="persistStorage"/>
-</file>
-
-<file path=word\activeX\activeX8.xml><?xml version="1.0" encoding="utf-8"?>
-<ax:ocx xmlns:ax="http://schemas.microsoft.com/office/2006/activeX" xmlns:r="http://schemas.openxmlformats.org/officeDocument/2006/relationships" ax:classid="{5512D118-5CC6-11CF-8D67-00AA00BDCE1D}" r:id="rId1" ax:persistence="persistStorage"/>
-</file>
-
-<file path=word\activeX\activeX80.xml><?xml version="1.0" encoding="utf-8"?>
-<ax:ocx xmlns:ax="http://schemas.microsoft.com/office/2006/activeX" xmlns:r="http://schemas.openxmlformats.org/officeDocument/2006/relationships" ax:classid="{5512D118-5CC6-11CF-8D67-00AA00BDCE1D}" r:id="rId1" ax:persistence="persistStorage"/>
-</file>
-
-<file path=word\activeX\activeX9.xml><?xml version="1.0" encoding="utf-8"?>
-<ax:ocx xmlns:ax="http://schemas.microsoft.com/office/2006/activeX" xmlns:r="http://schemas.openxmlformats.org/officeDocument/2006/relationships" ax:classid="{5512D118-5CC6-11CF-8D67-00AA00BDCE1D}" r:id="rId1" ax:persistence="persistStorage"/>
-</file>
-
-<file path=word\document.xml><?xml version="1.0" encoding="utf-8"?>
+<file path=word/document.xml><?xml version="1.0" encoding="utf-8"?>
 <w:document xmlns:w="http://schemas.openxmlformats.org/wordprocessingml/2006/main" xmlns:r="http://schemas.openxmlformats.org/officeDocument/2006/relationships" xmlns:wp="http://schemas.openxmlformats.org/drawingml/2006/wordprocessingDrawing" xmlns:a="http://schemas.openxmlformats.org/drawingml/2006/main" xmlns:pic="http://schemas.openxmlformats.org/drawingml/2006/picture">
   <w:body>
     <w:p>
@@ -1071,23 +713,23 @@
               </w:rPr>
               <w:drawing>
                 <wp:inline distT="0" distB="0" distL="0" distR="0">
-                  <wp:extent cx="2571750" cy="2857500"/>
+                  <wp:extent cx="257175" cy="200025"/>
                   <wp:effectExtent l="0" t="0" r="0" b="0"/>
-                  <wp:docPr id="107" name="Picture 107" descr="image"/>
+                  <wp:docPr id="186" name="Picture 186" descr="image"/>
                   <wp:cNvGraphicFramePr>
-                    <a:graphicFrameLocks xmlns:a="http://schemas.openxmlformats.org/drawingml/2006/main" noChangeAspect="1"/>
+                    <a:graphicFrameLocks noChangeAspect="1"/>
                   </wp:cNvGraphicFramePr>
-                  <a:graphic xmlns:a="http://schemas.openxmlformats.org/drawingml/2006/main">
+                  <a:graphic>
                     <a:graphicData uri="http://schemas.openxmlformats.org/drawingml/2006/picture">
-                      <pic:pic xmlns:pic="http://schemas.openxmlformats.org/drawingml/2006/picture">
+                      <pic:pic>
                         <pic:nvPicPr>
-                          <pic:cNvPr id="107" name="Picture 107" descr="image"/>
+                          <pic:cNvPr id="186" name="Picture 186" descr="image"/>
                           <pic:cNvPicPr>
                             <a:picLocks noChangeAspect="1"/>
                           </pic:cNvPicPr>
                         </pic:nvPicPr>
                         <pic:blipFill>
-                          <a:blip r:embed="rId6|rId13"/>
+                          <a:blip r:embed="rId6"/>
                           <a:stretch>
                             <a:fillRect/>
                           </a:stretch>
@@ -1095,7 +737,44 @@
                         <pic:spPr>
                           <a:xfrm>
                             <a:off x="0" y="0"/>
-                            <a:ext cx="2571750" cy="2857500"/>
+                            <a:ext cx="257175" cy="200025"/>
+                          </a:xfrm>
+                          <a:prstGeom prst="rect">
+                            <a:avLst/>
+                          </a:prstGeom>
+                        </pic:spPr>
+                      </pic:pic>
+                    </a:graphicData>
+                  </a:graphic>
+                </wp:inline>
+              </w:drawing>
+              <w:drawing>
+                <wp:inline distT="0" distB="0" distL="0" distR="0">
+                  <wp:extent cx="2571750" cy="476250"/>
+                  <wp:effectExtent l="0" t="0" r="0" b="0"/>
+                  <wp:docPr id="187" name="Picture 187" descr="image"/>
+                  <wp:cNvGraphicFramePr>
+                    <a:graphicFrameLocks noChangeAspect="1"/>
+                  </wp:cNvGraphicFramePr>
+                  <a:graphic>
+                    <a:graphicData uri="http://schemas.openxmlformats.org/drawingml/2006/picture">
+                      <pic:pic>
+                        <pic:nvPicPr>
+                          <pic:cNvPr id="187" name="Picture 187" descr="image"/>
+                          <pic:cNvPicPr>
+                            <a:picLocks noChangeAspect="1"/>
+                          </pic:cNvPicPr>
+                        </pic:nvPicPr>
+                        <pic:blipFill>
+                          <a:blip r:embed="rId13"/>
+                          <a:stretch>
+                            <a:fillRect/>
+                          </a:stretch>
+                        </pic:blipFill>
+                        <pic:spPr>
+                          <a:xfrm>
+                            <a:off x="0" y="0"/>
+                            <a:ext cx="2571750" cy="476250"/>
                           </a:xfrm>
                           <a:prstGeom prst="rect">
                             <a:avLst/>
@@ -1159,23 +838,23 @@
               </w:rPr>
               <w:drawing>
                 <wp:inline distT="0" distB="0" distL="0" distR="0">
-                  <wp:extent cx="2571750" cy="2857500"/>
+                  <wp:extent cx="165080" cy="128395"/>
                   <wp:effectExtent l="0" t="0" r="0" b="0"/>
-                  <wp:docPr id="108" name="Picture 108" descr="image"/>
+                  <wp:docPr id="188" name="Picture 188" descr="image"/>
                   <wp:cNvGraphicFramePr>
-                    <a:graphicFrameLocks xmlns:a="http://schemas.openxmlformats.org/drawingml/2006/main" noChangeAspect="1"/>
+                    <a:graphicFrameLocks noChangeAspect="1"/>
                   </wp:cNvGraphicFramePr>
-                  <a:graphic xmlns:a="http://schemas.openxmlformats.org/drawingml/2006/main">
+                  <a:graphic>
                     <a:graphicData uri="http://schemas.openxmlformats.org/drawingml/2006/picture">
-                      <pic:pic xmlns:pic="http://schemas.openxmlformats.org/drawingml/2006/picture">
+                      <pic:pic>
                         <pic:nvPicPr>
-                          <pic:cNvPr id="108" name="Picture 108" descr="image"/>
+                          <pic:cNvPr id="188" name="Picture 188" descr="image"/>
                           <pic:cNvPicPr>
                             <a:picLocks noChangeAspect="1"/>
                           </pic:cNvPicPr>
                         </pic:nvPicPr>
                         <pic:blipFill>
-                          <a:blip r:embed="rId6|rId15"/>
+                          <a:blip r:embed="rId6"/>
                           <a:stretch>
                             <a:fillRect/>
                           </a:stretch>
@@ -1183,7 +862,44 @@
                         <pic:spPr>
                           <a:xfrm>
                             <a:off x="0" y="0"/>
-                            <a:ext cx="2571750" cy="2857500"/>
+                            <a:ext cx="165080" cy="128395"/>
+                          </a:xfrm>
+                          <a:prstGeom prst="rect">
+                            <a:avLst/>
+                          </a:prstGeom>
+                        </pic:spPr>
+                      </pic:pic>
+                    </a:graphicData>
+                  </a:graphic>
+                </wp:inline>
+              </w:drawing>
+              <w:drawing>
+                <wp:inline distT="0" distB="0" distL="0" distR="0">
+                  <wp:extent cx="2714645" cy="305703"/>
+                  <wp:effectExtent l="0" t="0" r="0" b="0"/>
+                  <wp:docPr id="189" name="Picture 189" descr="image"/>
+                  <wp:cNvGraphicFramePr>
+                    <a:graphicFrameLocks noChangeAspect="1"/>
+                  </wp:cNvGraphicFramePr>
+                  <a:graphic>
+                    <a:graphicData uri="http://schemas.openxmlformats.org/drawingml/2006/picture">
+                      <pic:pic>
+                        <pic:nvPicPr>
+                          <pic:cNvPr id="189" name="Picture 189" descr="image"/>
+                          <pic:cNvPicPr>
+                            <a:picLocks noChangeAspect="1"/>
+                          </pic:cNvPicPr>
+                        </pic:nvPicPr>
+                        <pic:blipFill>
+                          <a:blip r:embed="rId15"/>
+                          <a:stretch>
+                            <a:fillRect/>
+                          </a:stretch>
+                        </pic:blipFill>
+                        <pic:spPr>
+                          <a:xfrm>
+                            <a:off x="0" y="0"/>
+                            <a:ext cx="2714645" cy="305703"/>
                           </a:xfrm>
                           <a:prstGeom prst="rect">
                             <a:avLst/>
@@ -1252,23 +968,23 @@
               </w:rPr>
               <w:drawing>
                 <wp:inline distT="0" distB="0" distL="0" distR="0">
-                  <wp:extent cx="2571750" cy="2857500"/>
+                  <wp:extent cx="124007" cy="96450"/>
                   <wp:effectExtent l="0" t="0" r="0" b="0"/>
-                  <wp:docPr id="109" name="Picture 109" descr="image"/>
+                  <wp:docPr id="190" name="Picture 190" descr="image"/>
                   <wp:cNvGraphicFramePr>
-                    <a:graphicFrameLocks xmlns:a="http://schemas.openxmlformats.org/drawingml/2006/main" noChangeAspect="1"/>
+                    <a:graphicFrameLocks noChangeAspect="1"/>
                   </wp:cNvGraphicFramePr>
-                  <a:graphic xmlns:a="http://schemas.openxmlformats.org/drawingml/2006/main">
+                  <a:graphic>
                     <a:graphicData uri="http://schemas.openxmlformats.org/drawingml/2006/picture">
-                      <pic:pic xmlns:pic="http://schemas.openxmlformats.org/drawingml/2006/picture">
+                      <pic:pic>
                         <pic:nvPicPr>
-                          <pic:cNvPr id="109" name="Picture 109" descr="image"/>
+                          <pic:cNvPr id="190" name="Picture 190" descr="image"/>
                           <pic:cNvPicPr>
                             <a:picLocks noChangeAspect="1"/>
                           </pic:cNvPicPr>
                         </pic:nvPicPr>
                         <pic:blipFill>
-                          <a:blip r:embed="rId6|rId17"/>
+                          <a:blip r:embed="rId6"/>
                           <a:stretch>
                             <a:fillRect/>
                           </a:stretch>
@@ -1276,7 +992,44 @@
                         <pic:spPr>
                           <a:xfrm>
                             <a:off x="0" y="0"/>
-                            <a:ext cx="2571750" cy="2857500"/>
+                            <a:ext cx="124007" cy="96450"/>
+                          </a:xfrm>
+                          <a:prstGeom prst="rect">
+                            <a:avLst/>
+                          </a:prstGeom>
+                        </pic:spPr>
+                      </pic:pic>
+                    </a:graphicData>
+                  </a:graphic>
+                </wp:inline>
+              </w:drawing>
+              <w:drawing>
+                <wp:inline distT="0" distB="0" distL="0" distR="0">
+                  <wp:extent cx="2755718" cy="229643"/>
+                  <wp:effectExtent l="0" t="0" r="0" b="0"/>
+                  <wp:docPr id="191" name="Picture 191" descr="image"/>
+                  <wp:cNvGraphicFramePr>
+                    <a:graphicFrameLocks noChangeAspect="1"/>
+                  </wp:cNvGraphicFramePr>
+                  <a:graphic>
+                    <a:graphicData uri="http://schemas.openxmlformats.org/drawingml/2006/picture">
+                      <pic:pic>
+                        <pic:nvPicPr>
+                          <pic:cNvPr id="191" name="Picture 191" descr="image"/>
+                          <pic:cNvPicPr>
+                            <a:picLocks noChangeAspect="1"/>
+                          </pic:cNvPicPr>
+                        </pic:nvPicPr>
+                        <pic:blipFill>
+                          <a:blip r:embed="rId17"/>
+                          <a:stretch>
+                            <a:fillRect/>
+                          </a:stretch>
+                        </pic:blipFill>
+                        <pic:spPr>
+                          <a:xfrm>
+                            <a:off x="0" y="0"/>
+                            <a:ext cx="2755718" cy="229643"/>
                           </a:xfrm>
                           <a:prstGeom prst="rect">
                             <a:avLst/>
@@ -1340,23 +1093,23 @@
               </w:rPr>
               <w:drawing>
                 <wp:inline distT="0" distB="0" distL="0" distR="0">
-                  <wp:extent cx="2571750" cy="2857500"/>
+                  <wp:extent cx="98172" cy="76356"/>
                   <wp:effectExtent l="0" t="0" r="0" b="0"/>
-                  <wp:docPr id="110" name="Picture 110" descr="image"/>
+                  <wp:docPr id="192" name="Picture 192" descr="image"/>
                   <wp:cNvGraphicFramePr>
-                    <a:graphicFrameLocks xmlns:a="http://schemas.openxmlformats.org/drawingml/2006/main" noChangeAspect="1"/>
+                    <a:graphicFrameLocks noChangeAspect="1"/>
                   </wp:cNvGraphicFramePr>
-                  <a:graphic xmlns:a="http://schemas.openxmlformats.org/drawingml/2006/main">
+                  <a:graphic>
                     <a:graphicData uri="http://schemas.openxmlformats.org/drawingml/2006/picture">
-                      <pic:pic xmlns:pic="http://schemas.openxmlformats.org/drawingml/2006/picture">
+                      <pic:pic>
                         <pic:nvPicPr>
-                          <pic:cNvPr id="110" name="Picture 110" descr="image"/>
+                          <pic:cNvPr id="192" name="Picture 192" descr="image"/>
                           <pic:cNvPicPr>
                             <a:picLocks noChangeAspect="1"/>
                           </pic:cNvPicPr>
                         </pic:nvPicPr>
                         <pic:blipFill>
-                          <a:blip r:embed="rId9|rId19"/>
+                          <a:blip r:embed="rId9"/>
                           <a:stretch>
                             <a:fillRect/>
                           </a:stretch>
@@ -1364,7 +1117,44 @@
                         <pic:spPr>
                           <a:xfrm>
                             <a:off x="0" y="0"/>
-                            <a:ext cx="2571750" cy="2857500"/>
+                            <a:ext cx="98172" cy="76356"/>
+                          </a:xfrm>
+                          <a:prstGeom prst="rect">
+                            <a:avLst/>
+                          </a:prstGeom>
+                        </pic:spPr>
+                      </pic:pic>
+                    </a:graphicData>
+                  </a:graphic>
+                </wp:inline>
+              </w:drawing>
+              <w:drawing>
+                <wp:inline distT="0" distB="0" distL="0" distR="0">
+                  <wp:extent cx="2781553" cy="181801"/>
+                  <wp:effectExtent l="0" t="0" r="0" b="0"/>
+                  <wp:docPr id="193" name="Picture 193" descr="image"/>
+                  <wp:cNvGraphicFramePr>
+                    <a:graphicFrameLocks noChangeAspect="1"/>
+                  </wp:cNvGraphicFramePr>
+                  <a:graphic>
+                    <a:graphicData uri="http://schemas.openxmlformats.org/drawingml/2006/picture">
+                      <pic:pic>
+                        <pic:nvPicPr>
+                          <pic:cNvPr id="193" name="Picture 193" descr="image"/>
+                          <pic:cNvPicPr>
+                            <a:picLocks noChangeAspect="1"/>
+                          </pic:cNvPicPr>
+                        </pic:nvPicPr>
+                        <pic:blipFill>
+                          <a:blip r:embed="rId19"/>
+                          <a:stretch>
+                            <a:fillRect/>
+                          </a:stretch>
+                        </pic:blipFill>
+                        <pic:spPr>
+                          <a:xfrm>
+                            <a:off x="0" y="0"/>
+                            <a:ext cx="2781553" cy="181801"/>
                           </a:xfrm>
                           <a:prstGeom prst="rect">
                             <a:avLst/>
@@ -3490,23 +3280,23 @@
               </w:rPr>
               <w:drawing>
                 <wp:inline distT="0" distB="0" distL="0" distR="0">
-                  <wp:extent cx="2571750" cy="2857500"/>
+                  <wp:extent cx="218406" cy="169871"/>
                   <wp:effectExtent l="0" t="0" r="0" b="0"/>
-                  <wp:docPr id="135" name="Picture 135" descr="image"/>
+                  <wp:docPr id="194" name="Picture 194" descr="image"/>
                   <wp:cNvGraphicFramePr>
-                    <a:graphicFrameLocks xmlns:a="http://schemas.openxmlformats.org/drawingml/2006/main" noChangeAspect="1"/>
+                    <a:graphicFrameLocks noChangeAspect="1"/>
                   </wp:cNvGraphicFramePr>
-                  <a:graphic xmlns:a="http://schemas.openxmlformats.org/drawingml/2006/main">
+                  <a:graphic>
                     <a:graphicData uri="http://schemas.openxmlformats.org/drawingml/2006/picture">
-                      <pic:pic xmlns:pic="http://schemas.openxmlformats.org/drawingml/2006/picture">
+                      <pic:pic>
                         <pic:nvPicPr>
-                          <pic:cNvPr id="135" name="Picture 135" descr="image"/>
+                          <pic:cNvPr id="194" name="Picture 194" descr="image"/>
                           <pic:cNvPicPr>
                             <a:picLocks noChangeAspect="1"/>
                           </pic:cNvPicPr>
                         </pic:nvPicPr>
                         <pic:blipFill>
-                          <a:blip r:embed="rId6|rId46"/>
+                          <a:blip r:embed="rId6"/>
                           <a:stretch>
                             <a:fillRect/>
                           </a:stretch>
@@ -3514,7 +3304,44 @@
                         <pic:spPr>
                           <a:xfrm>
                             <a:off x="0" y="0"/>
-                            <a:ext cx="2571750" cy="2857500"/>
+                            <a:ext cx="218406" cy="169871"/>
+                          </a:xfrm>
+                          <a:prstGeom prst="rect">
+                            <a:avLst/>
+                          </a:prstGeom>
+                        </pic:spPr>
+                      </pic:pic>
+                    </a:graphicData>
+                  </a:graphic>
+                </wp:inline>
+              </w:drawing>
+              <w:drawing>
+                <wp:inline distT="0" distB="0" distL="0" distR="0">
+                  <wp:extent cx="2661319" cy="3987934"/>
+                  <wp:effectExtent l="0" t="0" r="0" b="0"/>
+                  <wp:docPr id="195" name="Picture 195" descr="image"/>
+                  <wp:cNvGraphicFramePr>
+                    <a:graphicFrameLocks noChangeAspect="1"/>
+                  </wp:cNvGraphicFramePr>
+                  <a:graphic>
+                    <a:graphicData uri="http://schemas.openxmlformats.org/drawingml/2006/picture">
+                      <pic:pic>
+                        <pic:nvPicPr>
+                          <pic:cNvPr id="195" name="Picture 195" descr="image"/>
+                          <pic:cNvPicPr>
+                            <a:picLocks noChangeAspect="1"/>
+                          </pic:cNvPicPr>
+                        </pic:nvPicPr>
+                        <pic:blipFill>
+                          <a:blip r:embed="rId46"/>
+                          <a:stretch>
+                            <a:fillRect/>
+                          </a:stretch>
+                        </pic:blipFill>
+                        <pic:spPr>
+                          <a:xfrm>
+                            <a:off x="0" y="0"/>
+                            <a:ext cx="2661319" cy="3987934"/>
                           </a:xfrm>
                           <a:prstGeom prst="rect">
                             <a:avLst/>
@@ -3578,23 +3405,23 @@
               </w:rPr>
               <w:drawing>
                 <wp:inline distT="0" distB="0" distL="0" distR="0">
-                  <wp:extent cx="2571750" cy="2857500"/>
+                  <wp:extent cx="217186" cy="168922"/>
                   <wp:effectExtent l="0" t="0" r="0" b="0"/>
-                  <wp:docPr id="136" name="Picture 136" descr="image"/>
+                  <wp:docPr id="196" name="Picture 196" descr="image"/>
                   <wp:cNvGraphicFramePr>
-                    <a:graphicFrameLocks xmlns:a="http://schemas.openxmlformats.org/drawingml/2006/main" noChangeAspect="1"/>
+                    <a:graphicFrameLocks noChangeAspect="1"/>
                   </wp:cNvGraphicFramePr>
-                  <a:graphic xmlns:a="http://schemas.openxmlformats.org/drawingml/2006/main">
+                  <a:graphic>
                     <a:graphicData uri="http://schemas.openxmlformats.org/drawingml/2006/picture">
-                      <pic:pic xmlns:pic="http://schemas.openxmlformats.org/drawingml/2006/picture">
+                      <pic:pic>
                         <pic:nvPicPr>
-                          <pic:cNvPr id="136" name="Picture 136" descr="image"/>
+                          <pic:cNvPr id="196" name="Picture 196" descr="image"/>
                           <pic:cNvPicPr>
                             <a:picLocks noChangeAspect="1"/>
                           </pic:cNvPicPr>
                         </pic:nvPicPr>
                         <pic:blipFill>
-                          <a:blip r:embed="rId9|rId48"/>
+                          <a:blip r:embed="rId9"/>
                           <a:stretch>
                             <a:fillRect/>
                           </a:stretch>
@@ -3602,7 +3429,44 @@
                         <pic:spPr>
                           <a:xfrm>
                             <a:off x="0" y="0"/>
-                            <a:ext cx="2571750" cy="2857500"/>
+                            <a:ext cx="217186" cy="168922"/>
+                          </a:xfrm>
+                          <a:prstGeom prst="rect">
+                            <a:avLst/>
+                          </a:prstGeom>
+                        </pic:spPr>
+                      </pic:pic>
+                    </a:graphicData>
+                  </a:graphic>
+                </wp:inline>
+              </w:drawing>
+              <w:drawing>
+                <wp:inline distT="0" distB="0" distL="0" distR="0">
+                  <wp:extent cx="2662539" cy="3973699"/>
+                  <wp:effectExtent l="0" t="0" r="0" b="0"/>
+                  <wp:docPr id="197" name="Picture 197" descr="image"/>
+                  <wp:cNvGraphicFramePr>
+                    <a:graphicFrameLocks noChangeAspect="1"/>
+                  </wp:cNvGraphicFramePr>
+                  <a:graphic>
+                    <a:graphicData uri="http://schemas.openxmlformats.org/drawingml/2006/picture">
+                      <pic:pic>
+                        <pic:nvPicPr>
+                          <pic:cNvPr id="197" name="Picture 197" descr="image"/>
+                          <pic:cNvPicPr>
+                            <a:picLocks noChangeAspect="1"/>
+                          </pic:cNvPicPr>
+                        </pic:nvPicPr>
+                        <pic:blipFill>
+                          <a:blip r:embed="rId48"/>
+                          <a:stretch>
+                            <a:fillRect/>
+                          </a:stretch>
+                        </pic:blipFill>
+                        <pic:spPr>
+                          <a:xfrm>
+                            <a:off x="0" y="0"/>
+                            <a:ext cx="2662539" cy="3973699"/>
                           </a:xfrm>
                           <a:prstGeom prst="rect">
                             <a:avLst/>
@@ -3671,23 +3535,23 @@
               </w:rPr>
               <w:drawing>
                 <wp:inline distT="0" distB="0" distL="0" distR="0">
-                  <wp:extent cx="2571750" cy="2857500"/>
+                  <wp:extent cx="216581" cy="168452"/>
                   <wp:effectExtent l="0" t="0" r="0" b="0"/>
-                  <wp:docPr id="137" name="Picture 137" descr="image"/>
+                  <wp:docPr id="198" name="Picture 198" descr="image"/>
                   <wp:cNvGraphicFramePr>
-                    <a:graphicFrameLocks xmlns:a="http://schemas.openxmlformats.org/drawingml/2006/main" noChangeAspect="1"/>
+                    <a:graphicFrameLocks noChangeAspect="1"/>
                   </wp:cNvGraphicFramePr>
-                  <a:graphic xmlns:a="http://schemas.openxmlformats.org/drawingml/2006/main">
+                  <a:graphic>
                     <a:graphicData uri="http://schemas.openxmlformats.org/drawingml/2006/picture">
-                      <pic:pic xmlns:pic="http://schemas.openxmlformats.org/drawingml/2006/picture">
+                      <pic:pic>
                         <pic:nvPicPr>
-                          <pic:cNvPr id="137" name="Picture 137" descr="image"/>
+                          <pic:cNvPr id="198" name="Picture 198" descr="image"/>
                           <pic:cNvPicPr>
                             <a:picLocks noChangeAspect="1"/>
                           </pic:cNvPicPr>
                         </pic:nvPicPr>
                         <pic:blipFill>
-                          <a:blip r:embed="rId6|rId50"/>
+                          <a:blip r:embed="rId6"/>
                           <a:stretch>
                             <a:fillRect/>
                           </a:stretch>
@@ -3695,7 +3559,44 @@
                         <pic:spPr>
                           <a:xfrm>
                             <a:off x="0" y="0"/>
-                            <a:ext cx="2571750" cy="2857500"/>
+                            <a:ext cx="216581" cy="168452"/>
+                          </a:xfrm>
+                          <a:prstGeom prst="rect">
+                            <a:avLst/>
+                          </a:prstGeom>
+                        </pic:spPr>
+                      </pic:pic>
+                    </a:graphicData>
+                  </a:graphic>
+                </wp:inline>
+              </w:drawing>
+              <w:drawing>
+                <wp:inline distT="0" distB="0" distL="0" distR="0">
+                  <wp:extent cx="2663144" cy="3954608"/>
+                  <wp:effectExtent l="0" t="0" r="0" b="0"/>
+                  <wp:docPr id="199" name="Picture 199" descr="image"/>
+                  <wp:cNvGraphicFramePr>
+                    <a:graphicFrameLocks noChangeAspect="1"/>
+                  </wp:cNvGraphicFramePr>
+                  <a:graphic>
+                    <a:graphicData uri="http://schemas.openxmlformats.org/drawingml/2006/picture">
+                      <pic:pic>
+                        <pic:nvPicPr>
+                          <pic:cNvPr id="199" name="Picture 199" descr="image"/>
+                          <pic:cNvPicPr>
+                            <a:picLocks noChangeAspect="1"/>
+                          </pic:cNvPicPr>
+                        </pic:nvPicPr>
+                        <pic:blipFill>
+                          <a:blip r:embed="rId50"/>
+                          <a:stretch>
+                            <a:fillRect/>
+                          </a:stretch>
+                        </pic:blipFill>
+                        <pic:spPr>
+                          <a:xfrm>
+                            <a:off x="0" y="0"/>
+                            <a:ext cx="2663144" cy="3954608"/>
                           </a:xfrm>
                           <a:prstGeom prst="rect">
                             <a:avLst/>
@@ -3759,23 +3660,23 @@
               </w:rPr>
               <w:drawing>
                 <wp:inline distT="0" distB="0" distL="0" distR="0">
-                  <wp:extent cx="2571750" cy="2857500"/>
+                  <wp:extent cx="217186" cy="168922"/>
                   <wp:effectExtent l="0" t="0" r="0" b="0"/>
-                  <wp:docPr id="138" name="Picture 138" descr="image"/>
+                  <wp:docPr id="200" name="Picture 200" descr="image"/>
                   <wp:cNvGraphicFramePr>
-                    <a:graphicFrameLocks xmlns:a="http://schemas.openxmlformats.org/drawingml/2006/main" noChangeAspect="1"/>
+                    <a:graphicFrameLocks noChangeAspect="1"/>
                   </wp:cNvGraphicFramePr>
-                  <a:graphic xmlns:a="http://schemas.openxmlformats.org/drawingml/2006/main">
+                  <a:graphic>
                     <a:graphicData uri="http://schemas.openxmlformats.org/drawingml/2006/picture">
-                      <pic:pic xmlns:pic="http://schemas.openxmlformats.org/drawingml/2006/picture">
+                      <pic:pic>
                         <pic:nvPicPr>
-                          <pic:cNvPr id="138" name="Picture 138" descr="image"/>
+                          <pic:cNvPr id="200" name="Picture 200" descr="image"/>
                           <pic:cNvPicPr>
                             <a:picLocks noChangeAspect="1"/>
                           </pic:cNvPicPr>
                         </pic:nvPicPr>
                         <pic:blipFill>
-                          <a:blip r:embed="rId6|rId52"/>
+                          <a:blip r:embed="rId6"/>
                           <a:stretch>
                             <a:fillRect/>
                           </a:stretch>
@@ -3783,7 +3684,44 @@
                         <pic:spPr>
                           <a:xfrm>
                             <a:off x="0" y="0"/>
-                            <a:ext cx="2571750" cy="2857500"/>
+                            <a:ext cx="217186" cy="168922"/>
+                          </a:xfrm>
+                          <a:prstGeom prst="rect">
+                            <a:avLst/>
+                          </a:prstGeom>
+                        </pic:spPr>
+                      </pic:pic>
+                    </a:graphicData>
+                  </a:graphic>
+                </wp:inline>
+              </w:drawing>
+              <w:drawing>
+                <wp:inline distT="0" distB="0" distL="0" distR="0">
+                  <wp:extent cx="2662539" cy="3981743"/>
+                  <wp:effectExtent l="0" t="0" r="0" b="0"/>
+                  <wp:docPr id="201" name="Picture 201" descr="image"/>
+                  <wp:cNvGraphicFramePr>
+                    <a:graphicFrameLocks noChangeAspect="1"/>
+                  </wp:cNvGraphicFramePr>
+                  <a:graphic>
+                    <a:graphicData uri="http://schemas.openxmlformats.org/drawingml/2006/picture">
+                      <pic:pic>
+                        <pic:nvPicPr>
+                          <pic:cNvPr id="201" name="Picture 201" descr="image"/>
+                          <pic:cNvPicPr>
+                            <a:picLocks noChangeAspect="1"/>
+                          </pic:cNvPicPr>
+                        </pic:nvPicPr>
+                        <pic:blipFill>
+                          <a:blip r:embed="rId52"/>
+                          <a:stretch>
+                            <a:fillRect/>
+                          </a:stretch>
+                        </pic:blipFill>
+                        <pic:spPr>
+                          <a:xfrm>
+                            <a:off x="0" y="0"/>
+                            <a:ext cx="2662539" cy="3981743"/>
                           </a:xfrm>
                           <a:prstGeom prst="rect">
                             <a:avLst/>
@@ -3968,23 +3906,23 @@
               </w:rPr>
               <w:drawing>
                 <wp:inline distT="0" distB="0" distL="0" distR="0">
-                  <wp:extent cx="2571750" cy="2857500"/>
+                  <wp:extent cx="186905" cy="145371"/>
                   <wp:effectExtent l="0" t="0" r="0" b="0"/>
-                  <wp:docPr id="140" name="Picture 140" descr="image"/>
+                  <wp:docPr id="202" name="Picture 202" descr="image"/>
                   <wp:cNvGraphicFramePr>
-                    <a:graphicFrameLocks xmlns:a="http://schemas.openxmlformats.org/drawingml/2006/main" noChangeAspect="1"/>
+                    <a:graphicFrameLocks noChangeAspect="1"/>
                   </wp:cNvGraphicFramePr>
-                  <a:graphic xmlns:a="http://schemas.openxmlformats.org/drawingml/2006/main">
+                  <a:graphic>
                     <a:graphicData uri="http://schemas.openxmlformats.org/drawingml/2006/picture">
-                      <pic:pic xmlns:pic="http://schemas.openxmlformats.org/drawingml/2006/picture">
+                      <pic:pic>
                         <pic:nvPicPr>
-                          <pic:cNvPr id="140" name="Picture 140" descr="image"/>
+                          <pic:cNvPr id="202" name="Picture 202" descr="image"/>
                           <pic:cNvPicPr>
                             <a:picLocks noChangeAspect="1"/>
                           </pic:cNvPicPr>
                         </pic:nvPicPr>
                         <pic:blipFill>
-                          <a:blip r:embed="rId6|rId55"/>
+                          <a:blip r:embed="rId6"/>
                           <a:stretch>
                             <a:fillRect/>
                           </a:stretch>
@@ -3992,7 +3930,44 @@
                         <pic:spPr>
                           <a:xfrm>
                             <a:off x="0" y="0"/>
-                            <a:ext cx="2571750" cy="2857500"/>
+                            <a:ext cx="186905" cy="145371"/>
+                          </a:xfrm>
+                          <a:prstGeom prst="rect">
+                            <a:avLst/>
+                          </a:prstGeom>
+                        </pic:spPr>
+                      </pic:pic>
+                    </a:graphicData>
+                  </a:graphic>
+                </wp:inline>
+              </w:drawing>
+              <w:drawing>
+                <wp:inline distT="0" distB="0" distL="0" distR="0">
+                  <wp:extent cx="2692820" cy="2478225"/>
+                  <wp:effectExtent l="0" t="0" r="0" b="0"/>
+                  <wp:docPr id="203" name="Picture 203" descr="image"/>
+                  <wp:cNvGraphicFramePr>
+                    <a:graphicFrameLocks noChangeAspect="1"/>
+                  </wp:cNvGraphicFramePr>
+                  <a:graphic>
+                    <a:graphicData uri="http://schemas.openxmlformats.org/drawingml/2006/picture">
+                      <pic:pic>
+                        <pic:nvPicPr>
+                          <pic:cNvPr id="203" name="Picture 203" descr="image"/>
+                          <pic:cNvPicPr>
+                            <a:picLocks noChangeAspect="1"/>
+                          </pic:cNvPicPr>
+                        </pic:nvPicPr>
+                        <pic:blipFill>
+                          <a:blip r:embed="rId55"/>
+                          <a:stretch>
+                            <a:fillRect/>
+                          </a:stretch>
+                        </pic:blipFill>
+                        <pic:spPr>
+                          <a:xfrm>
+                            <a:off x="0" y="0"/>
+                            <a:ext cx="2692820" cy="2478225"/>
                           </a:xfrm>
                           <a:prstGeom prst="rect">
                             <a:avLst/>
@@ -4056,23 +4031,23 @@
               </w:rPr>
               <w:drawing>
                 <wp:inline distT="0" distB="0" distL="0" distR="0">
-                  <wp:extent cx="2571750" cy="2857500"/>
+                  <wp:extent cx="185125" cy="143986"/>
                   <wp:effectExtent l="0" t="0" r="0" b="0"/>
-                  <wp:docPr id="141" name="Picture 141" descr="image"/>
+                  <wp:docPr id="204" name="Picture 204" descr="image"/>
                   <wp:cNvGraphicFramePr>
-                    <a:graphicFrameLocks xmlns:a="http://schemas.openxmlformats.org/drawingml/2006/main" noChangeAspect="1"/>
+                    <a:graphicFrameLocks noChangeAspect="1"/>
                   </wp:cNvGraphicFramePr>
-                  <a:graphic xmlns:a="http://schemas.openxmlformats.org/drawingml/2006/main">
+                  <a:graphic>
                     <a:graphicData uri="http://schemas.openxmlformats.org/drawingml/2006/picture">
-                      <pic:pic xmlns:pic="http://schemas.openxmlformats.org/drawingml/2006/picture">
+                      <pic:pic>
                         <pic:nvPicPr>
-                          <pic:cNvPr id="141" name="Picture 141" descr="image"/>
+                          <pic:cNvPr id="204" name="Picture 204" descr="image"/>
                           <pic:cNvPicPr>
                             <a:picLocks noChangeAspect="1"/>
                           </pic:cNvPicPr>
                         </pic:nvPicPr>
                         <pic:blipFill>
-                          <a:blip r:embed="rId6|rId57"/>
+                          <a:blip r:embed="rId6"/>
                           <a:stretch>
                             <a:fillRect/>
                           </a:stretch>
@@ -4080,7 +4055,44 @@
                         <pic:spPr>
                           <a:xfrm>
                             <a:off x="0" y="0"/>
-                            <a:ext cx="2571750" cy="2857500"/>
+                            <a:ext cx="185125" cy="143986"/>
+                          </a:xfrm>
+                          <a:prstGeom prst="rect">
+                            <a:avLst/>
+                          </a:prstGeom>
+                        </pic:spPr>
+                      </pic:pic>
+                    </a:graphicData>
+                  </a:graphic>
+                </wp:inline>
+              </w:drawing>
+              <w:drawing>
+                <wp:inline distT="0" distB="0" distL="0" distR="0">
+                  <wp:extent cx="2694600" cy="2447766"/>
+                  <wp:effectExtent l="0" t="0" r="0" b="0"/>
+                  <wp:docPr id="205" name="Picture 205" descr="image"/>
+                  <wp:cNvGraphicFramePr>
+                    <a:graphicFrameLocks noChangeAspect="1"/>
+                  </wp:cNvGraphicFramePr>
+                  <a:graphic>
+                    <a:graphicData uri="http://schemas.openxmlformats.org/drawingml/2006/picture">
+                      <pic:pic>
+                        <pic:nvPicPr>
+                          <pic:cNvPr id="205" name="Picture 205" descr="image"/>
+                          <pic:cNvPicPr>
+                            <a:picLocks noChangeAspect="1"/>
+                          </pic:cNvPicPr>
+                        </pic:nvPicPr>
+                        <pic:blipFill>
+                          <a:blip r:embed="rId57"/>
+                          <a:stretch>
+                            <a:fillRect/>
+                          </a:stretch>
+                        </pic:blipFill>
+                        <pic:spPr>
+                          <a:xfrm>
+                            <a:off x="0" y="0"/>
+                            <a:ext cx="2694600" cy="2447766"/>
                           </a:xfrm>
                           <a:prstGeom prst="rect">
                             <a:avLst/>
@@ -4149,23 +4161,23 @@
               </w:rPr>
               <w:drawing>
                 <wp:inline distT="0" distB="0" distL="0" distR="0">
-                  <wp:extent cx="2571750" cy="2857500"/>
+                  <wp:extent cx="186457" cy="145022"/>
                   <wp:effectExtent l="0" t="0" r="0" b="0"/>
-                  <wp:docPr id="142" name="Picture 142" descr="image"/>
+                  <wp:docPr id="206" name="Picture 206" descr="image"/>
                   <wp:cNvGraphicFramePr>
-                    <a:graphicFrameLocks xmlns:a="http://schemas.openxmlformats.org/drawingml/2006/main" noChangeAspect="1"/>
+                    <a:graphicFrameLocks noChangeAspect="1"/>
                   </wp:cNvGraphicFramePr>
-                  <a:graphic xmlns:a="http://schemas.openxmlformats.org/drawingml/2006/main">
+                  <a:graphic>
                     <a:graphicData uri="http://schemas.openxmlformats.org/drawingml/2006/picture">
-                      <pic:pic xmlns:pic="http://schemas.openxmlformats.org/drawingml/2006/picture">
+                      <pic:pic>
                         <pic:nvPicPr>
-                          <pic:cNvPr id="142" name="Picture 142" descr="image"/>
+                          <pic:cNvPr id="206" name="Picture 206" descr="image"/>
                           <pic:cNvPicPr>
                             <a:picLocks noChangeAspect="1"/>
                           </pic:cNvPicPr>
                         </pic:nvPicPr>
                         <pic:blipFill>
-                          <a:blip r:embed="rId9|rId59"/>
+                          <a:blip r:embed="rId9"/>
                           <a:stretch>
                             <a:fillRect/>
                           </a:stretch>
@@ -4173,7 +4185,44 @@
                         <pic:spPr>
                           <a:xfrm>
                             <a:off x="0" y="0"/>
-                            <a:ext cx="2571750" cy="2857500"/>
+                            <a:ext cx="186457" cy="145022"/>
+                          </a:xfrm>
+                          <a:prstGeom prst="rect">
+                            <a:avLst/>
+                          </a:prstGeom>
+                        </pic:spPr>
+                      </pic:pic>
+                    </a:graphicData>
+                  </a:graphic>
+                </wp:inline>
+              </w:drawing>
+              <w:drawing>
+                <wp:inline distT="0" distB="0" distL="0" distR="0">
+                  <wp:extent cx="2693268" cy="2472282"/>
+                  <wp:effectExtent l="0" t="0" r="0" b="0"/>
+                  <wp:docPr id="207" name="Picture 207" descr="image"/>
+                  <wp:cNvGraphicFramePr>
+                    <a:graphicFrameLocks noChangeAspect="1"/>
+                  </wp:cNvGraphicFramePr>
+                  <a:graphic>
+                    <a:graphicData uri="http://schemas.openxmlformats.org/drawingml/2006/picture">
+                      <pic:pic>
+                        <pic:nvPicPr>
+                          <pic:cNvPr id="207" name="Picture 207" descr="image"/>
+                          <pic:cNvPicPr>
+                            <a:picLocks noChangeAspect="1"/>
+                          </pic:cNvPicPr>
+                        </pic:nvPicPr>
+                        <pic:blipFill>
+                          <a:blip r:embed="rId59"/>
+                          <a:stretch>
+                            <a:fillRect/>
+                          </a:stretch>
+                        </pic:blipFill>
+                        <pic:spPr>
+                          <a:xfrm>
+                            <a:off x="0" y="0"/>
+                            <a:ext cx="2693268" cy="2472282"/>
                           </a:xfrm>
                           <a:prstGeom prst="rect">
                             <a:avLst/>
@@ -4237,23 +4286,23 @@
               </w:rPr>
               <w:drawing>
                 <wp:inline distT="0" distB="0" distL="0" distR="0">
-                  <wp:extent cx="2571750" cy="2857500"/>
+                  <wp:extent cx="186905" cy="145371"/>
                   <wp:effectExtent l="0" t="0" r="0" b="0"/>
-                  <wp:docPr id="143" name="Picture 143" descr="image"/>
+                  <wp:docPr id="208" name="Picture 208" descr="image"/>
                   <wp:cNvGraphicFramePr>
-                    <a:graphicFrameLocks xmlns:a="http://schemas.openxmlformats.org/drawingml/2006/main" noChangeAspect="1"/>
+                    <a:graphicFrameLocks noChangeAspect="1"/>
                   </wp:cNvGraphicFramePr>
-                  <a:graphic xmlns:a="http://schemas.openxmlformats.org/drawingml/2006/main">
+                  <a:graphic>
                     <a:graphicData uri="http://schemas.openxmlformats.org/drawingml/2006/picture">
-                      <pic:pic xmlns:pic="http://schemas.openxmlformats.org/drawingml/2006/picture">
+                      <pic:pic>
                         <pic:nvPicPr>
-                          <pic:cNvPr id="143" name="Picture 143" descr="image"/>
+                          <pic:cNvPr id="208" name="Picture 208" descr="image"/>
                           <pic:cNvPicPr>
                             <a:picLocks noChangeAspect="1"/>
                           </pic:cNvPicPr>
                         </pic:nvPicPr>
                         <pic:blipFill>
-                          <a:blip r:embed="rId6|rId61"/>
+                          <a:blip r:embed="rId6"/>
                           <a:stretch>
                             <a:fillRect/>
                           </a:stretch>
@@ -4261,7 +4310,44 @@
                         <pic:spPr>
                           <a:xfrm>
                             <a:off x="0" y="0"/>
-                            <a:ext cx="2571750" cy="2857500"/>
+                            <a:ext cx="186905" cy="145371"/>
+                          </a:xfrm>
+                          <a:prstGeom prst="rect">
+                            <a:avLst/>
+                          </a:prstGeom>
+                        </pic:spPr>
+                      </pic:pic>
+                    </a:graphicData>
+                  </a:graphic>
+                </wp:inline>
+              </w:drawing>
+              <w:drawing>
+                <wp:inline distT="0" distB="0" distL="0" distR="0">
+                  <wp:extent cx="2692820" cy="2450535"/>
+                  <wp:effectExtent l="0" t="0" r="0" b="0"/>
+                  <wp:docPr id="209" name="Picture 209" descr="image"/>
+                  <wp:cNvGraphicFramePr>
+                    <a:graphicFrameLocks noChangeAspect="1"/>
+                  </wp:cNvGraphicFramePr>
+                  <a:graphic>
+                    <a:graphicData uri="http://schemas.openxmlformats.org/drawingml/2006/picture">
+                      <pic:pic>
+                        <pic:nvPicPr>
+                          <pic:cNvPr id="209" name="Picture 209" descr="image"/>
+                          <pic:cNvPicPr>
+                            <a:picLocks noChangeAspect="1"/>
+                          </pic:cNvPicPr>
+                        </pic:nvPicPr>
+                        <pic:blipFill>
+                          <a:blip r:embed="rId61"/>
+                          <a:stretch>
+                            <a:fillRect/>
+                          </a:stretch>
+                        </pic:blipFill>
+                        <pic:spPr>
+                          <a:xfrm>
+                            <a:off x="0" y="0"/>
+                            <a:ext cx="2692820" cy="2450535"/>
                           </a:xfrm>
                           <a:prstGeom prst="rect">
                             <a:avLst/>
@@ -4800,23 +4886,23 @@
               </w:rPr>
               <w:drawing>
                 <wp:inline distT="0" distB="0" distL="0" distR="0">
-                  <wp:extent cx="2571750" cy="2857500"/>
+                  <wp:extent cx="221517" cy="172291"/>
                   <wp:effectExtent l="0" t="0" r="0" b="0"/>
-                  <wp:docPr id="149" name="Picture 149" descr="image"/>
+                  <wp:docPr id="210" name="Picture 210" descr="image"/>
                   <wp:cNvGraphicFramePr>
-                    <a:graphicFrameLocks xmlns:a="http://schemas.openxmlformats.org/drawingml/2006/main" noChangeAspect="1"/>
+                    <a:graphicFrameLocks noChangeAspect="1"/>
                   </wp:cNvGraphicFramePr>
-                  <a:graphic xmlns:a="http://schemas.openxmlformats.org/drawingml/2006/main">
+                  <a:graphic>
                     <a:graphicData uri="http://schemas.openxmlformats.org/drawingml/2006/picture">
-                      <pic:pic xmlns:pic="http://schemas.openxmlformats.org/drawingml/2006/picture">
+                      <pic:pic>
                         <pic:nvPicPr>
-                          <pic:cNvPr id="149" name="Picture 149" descr="image"/>
+                          <pic:cNvPr id="210" name="Picture 210" descr="image"/>
                           <pic:cNvPicPr>
                             <a:picLocks noChangeAspect="1"/>
                           </pic:cNvPicPr>
                         </pic:nvPicPr>
                         <pic:blipFill>
-                          <a:blip r:embed="rId6|rId68"/>
+                          <a:blip r:embed="rId6"/>
                           <a:stretch>
                             <a:fillRect/>
                           </a:stretch>
@@ -4824,7 +4910,44 @@
                         <pic:spPr>
                           <a:xfrm>
                             <a:off x="0" y="0"/>
-                            <a:ext cx="2571750" cy="2857500"/>
+                            <a:ext cx="221517" cy="172291"/>
+                          </a:xfrm>
+                          <a:prstGeom prst="rect">
+                            <a:avLst/>
+                          </a:prstGeom>
+                        </pic:spPr>
+                      </pic:pic>
+                    </a:graphicData>
+                  </a:graphic>
+                </wp:inline>
+              </w:drawing>
+              <w:drawing>
+                <wp:inline distT="0" distB="0" distL="0" distR="0">
+                  <wp:extent cx="2658208" cy="2863316"/>
+                  <wp:effectExtent l="0" t="0" r="0" b="0"/>
+                  <wp:docPr id="211" name="Picture 211" descr="image"/>
+                  <wp:cNvGraphicFramePr>
+                    <a:graphicFrameLocks noChangeAspect="1"/>
+                  </wp:cNvGraphicFramePr>
+                  <a:graphic>
+                    <a:graphicData uri="http://schemas.openxmlformats.org/drawingml/2006/picture">
+                      <pic:pic>
+                        <pic:nvPicPr>
+                          <pic:cNvPr id="211" name="Picture 211" descr="image"/>
+                          <pic:cNvPicPr>
+                            <a:picLocks noChangeAspect="1"/>
+                          </pic:cNvPicPr>
+                        </pic:nvPicPr>
+                        <pic:blipFill>
+                          <a:blip r:embed="rId68"/>
+                          <a:stretch>
+                            <a:fillRect/>
+                          </a:stretch>
+                        </pic:blipFill>
+                        <pic:spPr>
+                          <a:xfrm>
+                            <a:off x="0" y="0"/>
+                            <a:ext cx="2658208" cy="2863316"/>
                           </a:xfrm>
                           <a:prstGeom prst="rect">
                             <a:avLst/>
@@ -4888,23 +5011,23 @@
               </w:rPr>
               <w:drawing>
                 <wp:inline distT="0" distB="0" distL="0" distR="0">
-                  <wp:extent cx="2571750" cy="2857500"/>
+                  <wp:extent cx="226025" cy="175797"/>
                   <wp:effectExtent l="0" t="0" r="0" b="0"/>
-                  <wp:docPr id="150" name="Picture 150" descr="image"/>
+                  <wp:docPr id="212" name="Picture 212" descr="image"/>
                   <wp:cNvGraphicFramePr>
-                    <a:graphicFrameLocks xmlns:a="http://schemas.openxmlformats.org/drawingml/2006/main" noChangeAspect="1"/>
+                    <a:graphicFrameLocks noChangeAspect="1"/>
                   </wp:cNvGraphicFramePr>
-                  <a:graphic xmlns:a="http://schemas.openxmlformats.org/drawingml/2006/main">
+                  <a:graphic>
                     <a:graphicData uri="http://schemas.openxmlformats.org/drawingml/2006/picture">
-                      <pic:pic xmlns:pic="http://schemas.openxmlformats.org/drawingml/2006/picture">
+                      <pic:pic>
                         <pic:nvPicPr>
-                          <pic:cNvPr id="150" name="Picture 150" descr="image"/>
+                          <pic:cNvPr id="212" name="Picture 212" descr="image"/>
                           <pic:cNvPicPr>
                             <a:picLocks noChangeAspect="1"/>
                           </pic:cNvPicPr>
                         </pic:nvPicPr>
                         <pic:blipFill>
-                          <a:blip r:embed="rId9|rId70"/>
+                          <a:blip r:embed="rId9"/>
                           <a:stretch>
                             <a:fillRect/>
                           </a:stretch>
@@ -4912,7 +5035,44 @@
                         <pic:spPr>
                           <a:xfrm>
                             <a:off x="0" y="0"/>
-                            <a:ext cx="2571750" cy="2857500"/>
+                            <a:ext cx="226025" cy="175797"/>
+                          </a:xfrm>
+                          <a:prstGeom prst="rect">
+                            <a:avLst/>
+                          </a:prstGeom>
+                        </pic:spPr>
+                      </pic:pic>
+                    </a:graphicData>
+                  </a:graphic>
+                </wp:inline>
+              </w:drawing>
+              <w:drawing>
+                <wp:inline distT="0" distB="0" distL="0" distR="0">
+                  <wp:extent cx="2653700" cy="3967993"/>
+                  <wp:effectExtent l="0" t="0" r="0" b="0"/>
+                  <wp:docPr id="213" name="Picture 213" descr="image"/>
+                  <wp:cNvGraphicFramePr>
+                    <a:graphicFrameLocks noChangeAspect="1"/>
+                  </wp:cNvGraphicFramePr>
+                  <a:graphic>
+                    <a:graphicData uri="http://schemas.openxmlformats.org/drawingml/2006/picture">
+                      <pic:pic>
+                        <pic:nvPicPr>
+                          <pic:cNvPr id="213" name="Picture 213" descr="image"/>
+                          <pic:cNvPicPr>
+                            <a:picLocks noChangeAspect="1"/>
+                          </pic:cNvPicPr>
+                        </pic:nvPicPr>
+                        <pic:blipFill>
+                          <a:blip r:embed="rId70"/>
+                          <a:stretch>
+                            <a:fillRect/>
+                          </a:stretch>
+                        </pic:blipFill>
+                        <pic:spPr>
+                          <a:xfrm>
+                            <a:off x="0" y="0"/>
+                            <a:ext cx="2653700" cy="3967993"/>
                           </a:xfrm>
                           <a:prstGeom prst="rect">
                             <a:avLst/>
@@ -4981,23 +5141,23 @@
               </w:rPr>
               <w:drawing>
                 <wp:inline distT="0" distB="0" distL="0" distR="0">
-                  <wp:extent cx="2571750" cy="2857500"/>
+                  <wp:extent cx="225370" cy="175288"/>
                   <wp:effectExtent l="0" t="0" r="0" b="0"/>
-                  <wp:docPr id="151" name="Picture 151" descr="image"/>
+                  <wp:docPr id="214" name="Picture 214" descr="image"/>
                   <wp:cNvGraphicFramePr>
-                    <a:graphicFrameLocks xmlns:a="http://schemas.openxmlformats.org/drawingml/2006/main" noChangeAspect="1"/>
+                    <a:graphicFrameLocks noChangeAspect="1"/>
                   </wp:cNvGraphicFramePr>
-                  <a:graphic xmlns:a="http://schemas.openxmlformats.org/drawingml/2006/main">
+                  <a:graphic>
                     <a:graphicData uri="http://schemas.openxmlformats.org/drawingml/2006/picture">
-                      <pic:pic xmlns:pic="http://schemas.openxmlformats.org/drawingml/2006/picture">
+                      <pic:pic>
                         <pic:nvPicPr>
-                          <pic:cNvPr id="151" name="Picture 151" descr="image"/>
+                          <pic:cNvPr id="214" name="Picture 214" descr="image"/>
                           <pic:cNvPicPr>
                             <a:picLocks noChangeAspect="1"/>
                           </pic:cNvPicPr>
                         </pic:nvPicPr>
                         <pic:blipFill>
-                          <a:blip r:embed="rId6|rId72"/>
+                          <a:blip r:embed="rId6"/>
                           <a:stretch>
                             <a:fillRect/>
                           </a:stretch>
@@ -5005,7 +5165,44 @@
                         <pic:spPr>
                           <a:xfrm>
                             <a:off x="0" y="0"/>
-                            <a:ext cx="2571750" cy="2857500"/>
+                            <a:ext cx="225370" cy="175288"/>
+                          </a:xfrm>
+                          <a:prstGeom prst="rect">
+                            <a:avLst/>
+                          </a:prstGeom>
+                        </pic:spPr>
+                      </pic:pic>
+                    </a:graphicData>
+                  </a:graphic>
+                </wp:inline>
+              </w:drawing>
+              <w:drawing>
+                <wp:inline distT="0" distB="0" distL="0" distR="0">
+                  <wp:extent cx="2654355" cy="2871378"/>
+                  <wp:effectExtent l="0" t="0" r="0" b="0"/>
+                  <wp:docPr id="215" name="Picture 215" descr="image"/>
+                  <wp:cNvGraphicFramePr>
+                    <a:graphicFrameLocks noChangeAspect="1"/>
+                  </wp:cNvGraphicFramePr>
+                  <a:graphic>
+                    <a:graphicData uri="http://schemas.openxmlformats.org/drawingml/2006/picture">
+                      <pic:pic>
+                        <pic:nvPicPr>
+                          <pic:cNvPr id="215" name="Picture 215" descr="image"/>
+                          <pic:cNvPicPr>
+                            <a:picLocks noChangeAspect="1"/>
+                          </pic:cNvPicPr>
+                        </pic:nvPicPr>
+                        <pic:blipFill>
+                          <a:blip r:embed="rId72"/>
+                          <a:stretch>
+                            <a:fillRect/>
+                          </a:stretch>
+                        </pic:blipFill>
+                        <pic:spPr>
+                          <a:xfrm>
+                            <a:off x="0" y="0"/>
+                            <a:ext cx="2654355" cy="2871378"/>
                           </a:xfrm>
                           <a:prstGeom prst="rect">
                             <a:avLst/>
@@ -5069,23 +5266,23 @@
               </w:rPr>
               <w:drawing>
                 <wp:inline distT="0" distB="0" distL="0" distR="0">
-                  <wp:extent cx="2571750" cy="2857500"/>
+                  <wp:extent cx="224071" cy="174277"/>
                   <wp:effectExtent l="0" t="0" r="0" b="0"/>
-                  <wp:docPr id="152" name="Picture 152" descr="image"/>
+                  <wp:docPr id="216" name="Picture 216" descr="image"/>
                   <wp:cNvGraphicFramePr>
-                    <a:graphicFrameLocks xmlns:a="http://schemas.openxmlformats.org/drawingml/2006/main" noChangeAspect="1"/>
+                    <a:graphicFrameLocks noChangeAspect="1"/>
                   </wp:cNvGraphicFramePr>
-                  <a:graphic xmlns:a="http://schemas.openxmlformats.org/drawingml/2006/main">
+                  <a:graphic>
                     <a:graphicData uri="http://schemas.openxmlformats.org/drawingml/2006/picture">
-                      <pic:pic xmlns:pic="http://schemas.openxmlformats.org/drawingml/2006/picture">
+                      <pic:pic>
                         <pic:nvPicPr>
-                          <pic:cNvPr id="152" name="Picture 152" descr="image"/>
+                          <pic:cNvPr id="216" name="Picture 216" descr="image"/>
                           <pic:cNvPicPr>
                             <a:picLocks noChangeAspect="1"/>
                           </pic:cNvPicPr>
                         </pic:nvPicPr>
                         <pic:blipFill>
-                          <a:blip r:embed="rId6|rId74"/>
+                          <a:blip r:embed="rId6"/>
                           <a:stretch>
                             <a:fillRect/>
                           </a:stretch>
@@ -5093,7 +5290,44 @@
                         <pic:spPr>
                           <a:xfrm>
                             <a:off x="0" y="0"/>
-                            <a:ext cx="2571750" cy="2857500"/>
+                            <a:ext cx="224071" cy="174277"/>
+                          </a:xfrm>
+                          <a:prstGeom prst="rect">
+                            <a:avLst/>
+                          </a:prstGeom>
+                        </pic:spPr>
+                      </pic:pic>
+                    </a:graphicData>
+                  </a:graphic>
+                </wp:inline>
+              </w:drawing>
+              <w:drawing>
+                <wp:inline distT="0" distB="0" distL="0" distR="0">
+                  <wp:extent cx="2655654" cy="3933688"/>
+                  <wp:effectExtent l="0" t="0" r="0" b="0"/>
+                  <wp:docPr id="217" name="Picture 217" descr="image"/>
+                  <wp:cNvGraphicFramePr>
+                    <a:graphicFrameLocks noChangeAspect="1"/>
+                  </wp:cNvGraphicFramePr>
+                  <a:graphic>
+                    <a:graphicData uri="http://schemas.openxmlformats.org/drawingml/2006/picture">
+                      <pic:pic>
+                        <pic:nvPicPr>
+                          <pic:cNvPr id="217" name="Picture 217" descr="image"/>
+                          <pic:cNvPicPr>
+                            <a:picLocks noChangeAspect="1"/>
+                          </pic:cNvPicPr>
+                        </pic:nvPicPr>
+                        <pic:blipFill>
+                          <a:blip r:embed="rId74"/>
+                          <a:stretch>
+                            <a:fillRect/>
+                          </a:stretch>
+                        </pic:blipFill>
+                        <pic:spPr>
+                          <a:xfrm>
+                            <a:off x="0" y="0"/>
+                            <a:ext cx="2655654" cy="3933688"/>
                           </a:xfrm>
                           <a:prstGeom prst="rect">
                             <a:avLst/>
@@ -5221,23 +5455,23 @@
               </w:rPr>
               <w:drawing>
                 <wp:inline distT="0" distB="0" distL="0" distR="0">
-                  <wp:extent cx="2571750" cy="2857500"/>
+                  <wp:extent cx="161648" cy="125726"/>
                   <wp:effectExtent l="0" t="0" r="0" b="0"/>
-                  <wp:docPr id="153" name="Picture 153" descr="image"/>
+                  <wp:docPr id="218" name="Picture 218" descr="image"/>
                   <wp:cNvGraphicFramePr>
-                    <a:graphicFrameLocks xmlns:a="http://schemas.openxmlformats.org/drawingml/2006/main" noChangeAspect="1"/>
+                    <a:graphicFrameLocks noChangeAspect="1"/>
                   </wp:cNvGraphicFramePr>
-                  <a:graphic xmlns:a="http://schemas.openxmlformats.org/drawingml/2006/main">
+                  <a:graphic>
                     <a:graphicData uri="http://schemas.openxmlformats.org/drawingml/2006/picture">
-                      <pic:pic xmlns:pic="http://schemas.openxmlformats.org/drawingml/2006/picture">
+                      <pic:pic>
                         <pic:nvPicPr>
-                          <pic:cNvPr id="153" name="Picture 153" descr="image"/>
+                          <pic:cNvPr id="218" name="Picture 218" descr="image"/>
                           <pic:cNvPicPr>
                             <a:picLocks noChangeAspect="1"/>
                           </pic:cNvPicPr>
                         </pic:nvPicPr>
                         <pic:blipFill>
-                          <a:blip r:embed="rId6|rId76"/>
+                          <a:blip r:embed="rId6"/>
                           <a:stretch>
                             <a:fillRect/>
                           </a:stretch>
@@ -5245,7 +5479,44 @@
                         <pic:spPr>
                           <a:xfrm>
                             <a:off x="0" y="0"/>
-                            <a:ext cx="2571750" cy="2857500"/>
+                            <a:ext cx="161648" cy="125726"/>
+                          </a:xfrm>
+                          <a:prstGeom prst="rect">
+                            <a:avLst/>
+                          </a:prstGeom>
+                        </pic:spPr>
+                      </pic:pic>
+                    </a:graphicData>
+                  </a:graphic>
+                </wp:inline>
+              </w:drawing>
+              <w:drawing>
+                <wp:inline distT="0" distB="0" distL="0" distR="0">
+                  <wp:extent cx="2718077" cy="2041551"/>
+                  <wp:effectExtent l="0" t="0" r="0" b="0"/>
+                  <wp:docPr id="219" name="Picture 219" descr="image"/>
+                  <wp:cNvGraphicFramePr>
+                    <a:graphicFrameLocks noChangeAspect="1"/>
+                  </wp:cNvGraphicFramePr>
+                  <a:graphic>
+                    <a:graphicData uri="http://schemas.openxmlformats.org/drawingml/2006/picture">
+                      <pic:pic>
+                        <pic:nvPicPr>
+                          <pic:cNvPr id="219" name="Picture 219" descr="image"/>
+                          <pic:cNvPicPr>
+                            <a:picLocks noChangeAspect="1"/>
+                          </pic:cNvPicPr>
+                        </pic:nvPicPr>
+                        <pic:blipFill>
+                          <a:blip r:embed="rId76"/>
+                          <a:stretch>
+                            <a:fillRect/>
+                          </a:stretch>
+                        </pic:blipFill>
+                        <pic:spPr>
+                          <a:xfrm>
+                            <a:off x="0" y="0"/>
+                            <a:ext cx="2718077" cy="2041551"/>
                           </a:xfrm>
                           <a:prstGeom prst="rect">
                             <a:avLst/>
@@ -5309,23 +5580,23 @@
               </w:rPr>
               <w:drawing>
                 <wp:inline distT="0" distB="0" distL="0" distR="0">
-                  <wp:extent cx="2571750" cy="2857500"/>
+                  <wp:extent cx="228684" cy="177865"/>
                   <wp:effectExtent l="0" t="0" r="0" b="0"/>
-                  <wp:docPr id="154" name="Picture 154" descr="image"/>
+                  <wp:docPr id="220" name="Picture 220" descr="image"/>
                   <wp:cNvGraphicFramePr>
-                    <a:graphicFrameLocks xmlns:a="http://schemas.openxmlformats.org/drawingml/2006/main" noChangeAspect="1"/>
+                    <a:graphicFrameLocks noChangeAspect="1"/>
                   </wp:cNvGraphicFramePr>
-                  <a:graphic xmlns:a="http://schemas.openxmlformats.org/drawingml/2006/main">
+                  <a:graphic>
                     <a:graphicData uri="http://schemas.openxmlformats.org/drawingml/2006/picture">
-                      <pic:pic xmlns:pic="http://schemas.openxmlformats.org/drawingml/2006/picture">
+                      <pic:pic>
                         <pic:nvPicPr>
-                          <pic:cNvPr id="154" name="Picture 154" descr="image"/>
+                          <pic:cNvPr id="220" name="Picture 220" descr="image"/>
                           <pic:cNvPicPr>
                             <a:picLocks noChangeAspect="1"/>
                           </pic:cNvPicPr>
                         </pic:nvPicPr>
                         <pic:blipFill>
-                          <a:blip r:embed="rId9|rId78"/>
+                          <a:blip r:embed="rId9"/>
                           <a:stretch>
                             <a:fillRect/>
                           </a:stretch>
@@ -5333,7 +5604,44 @@
                         <pic:spPr>
                           <a:xfrm>
                             <a:off x="0" y="0"/>
-                            <a:ext cx="2571750" cy="2857500"/>
+                            <a:ext cx="228684" cy="177865"/>
+                          </a:xfrm>
+                          <a:prstGeom prst="rect">
+                            <a:avLst/>
+                          </a:prstGeom>
+                        </pic:spPr>
+                      </pic:pic>
+                    </a:graphicData>
+                  </a:graphic>
+                </wp:inline>
+              </w:drawing>
+              <w:drawing>
+                <wp:inline distT="0" distB="0" distL="0" distR="0">
+                  <wp:extent cx="2651041" cy="2888195"/>
+                  <wp:effectExtent l="0" t="0" r="0" b="0"/>
+                  <wp:docPr id="221" name="Picture 221" descr="image"/>
+                  <wp:cNvGraphicFramePr>
+                    <a:graphicFrameLocks noChangeAspect="1"/>
+                  </wp:cNvGraphicFramePr>
+                  <a:graphic>
+                    <a:graphicData uri="http://schemas.openxmlformats.org/drawingml/2006/picture">
+                      <pic:pic>
+                        <pic:nvPicPr>
+                          <pic:cNvPr id="221" name="Picture 221" descr="image"/>
+                          <pic:cNvPicPr>
+                            <a:picLocks noChangeAspect="1"/>
+                          </pic:cNvPicPr>
+                        </pic:nvPicPr>
+                        <pic:blipFill>
+                          <a:blip r:embed="rId78"/>
+                          <a:stretch>
+                            <a:fillRect/>
+                          </a:stretch>
+                        </pic:blipFill>
+                        <pic:spPr>
+                          <a:xfrm>
+                            <a:off x="0" y="0"/>
+                            <a:ext cx="2651041" cy="2888195"/>
                           </a:xfrm>
                           <a:prstGeom prst="rect">
                             <a:avLst/>
@@ -5402,23 +5710,23 @@
               </w:rPr>
               <w:drawing>
                 <wp:inline distT="0" distB="0" distL="0" distR="0">
-                  <wp:extent cx="2571750" cy="2857500"/>
+                  <wp:extent cx="226684" cy="176310"/>
                   <wp:effectExtent l="0" t="0" r="0" b="0"/>
-                  <wp:docPr id="155" name="Picture 155" descr="image"/>
+                  <wp:docPr id="222" name="Picture 222" descr="image"/>
                   <wp:cNvGraphicFramePr>
-                    <a:graphicFrameLocks xmlns:a="http://schemas.openxmlformats.org/drawingml/2006/main" noChangeAspect="1"/>
+                    <a:graphicFrameLocks noChangeAspect="1"/>
                   </wp:cNvGraphicFramePr>
-                  <a:graphic xmlns:a="http://schemas.openxmlformats.org/drawingml/2006/main">
+                  <a:graphic>
                     <a:graphicData uri="http://schemas.openxmlformats.org/drawingml/2006/picture">
-                      <pic:pic xmlns:pic="http://schemas.openxmlformats.org/drawingml/2006/picture">
+                      <pic:pic>
                         <pic:nvPicPr>
-                          <pic:cNvPr id="155" name="Picture 155" descr="image"/>
+                          <pic:cNvPr id="222" name="Picture 222" descr="image"/>
                           <pic:cNvPicPr>
                             <a:picLocks noChangeAspect="1"/>
                           </pic:cNvPicPr>
                         </pic:nvPicPr>
                         <pic:blipFill>
-                          <a:blip r:embed="rId6|rId80"/>
+                          <a:blip r:embed="rId6"/>
                           <a:stretch>
                             <a:fillRect/>
                           </a:stretch>
@@ -5426,7 +5734,44 @@
                         <pic:spPr>
                           <a:xfrm>
                             <a:off x="0" y="0"/>
-                            <a:ext cx="2571750" cy="2857500"/>
+                            <a:ext cx="226684" cy="176310"/>
+                          </a:xfrm>
+                          <a:prstGeom prst="rect">
+                            <a:avLst/>
+                          </a:prstGeom>
+                        </pic:spPr>
+                      </pic:pic>
+                    </a:graphicData>
+                  </a:graphic>
+                </wp:inline>
+              </w:drawing>
+              <w:drawing>
+                <wp:inline distT="0" distB="0" distL="0" distR="0">
+                  <wp:extent cx="2653041" cy="3383467"/>
+                  <wp:effectExtent l="0" t="0" r="0" b="0"/>
+                  <wp:docPr id="223" name="Picture 223" descr="image"/>
+                  <wp:cNvGraphicFramePr>
+                    <a:graphicFrameLocks noChangeAspect="1"/>
+                  </wp:cNvGraphicFramePr>
+                  <a:graphic>
+                    <a:graphicData uri="http://schemas.openxmlformats.org/drawingml/2006/picture">
+                      <pic:pic>
+                        <pic:nvPicPr>
+                          <pic:cNvPr id="223" name="Picture 223" descr="image"/>
+                          <pic:cNvPicPr>
+                            <a:picLocks noChangeAspect="1"/>
+                          </pic:cNvPicPr>
+                        </pic:nvPicPr>
+                        <pic:blipFill>
+                          <a:blip r:embed="rId80"/>
+                          <a:stretch>
+                            <a:fillRect/>
+                          </a:stretch>
+                        </pic:blipFill>
+                        <pic:spPr>
+                          <a:xfrm>
+                            <a:off x="0" y="0"/>
+                            <a:ext cx="2653041" cy="3383467"/>
                           </a:xfrm>
                           <a:prstGeom prst="rect">
                             <a:avLst/>
@@ -5490,23 +5835,23 @@
               </w:rPr>
               <w:drawing>
                 <wp:inline distT="0" distB="0" distL="0" distR="0">
-                  <wp:extent cx="2571750" cy="2857500"/>
+                  <wp:extent cx="215979" cy="167984"/>
                   <wp:effectExtent l="0" t="0" r="0" b="0"/>
-                  <wp:docPr id="156" name="Picture 156" descr="image"/>
+                  <wp:docPr id="224" name="Picture 224" descr="image"/>
                   <wp:cNvGraphicFramePr>
-                    <a:graphicFrameLocks xmlns:a="http://schemas.openxmlformats.org/drawingml/2006/main" noChangeAspect="1"/>
+                    <a:graphicFrameLocks noChangeAspect="1"/>
                   </wp:cNvGraphicFramePr>
-                  <a:graphic xmlns:a="http://schemas.openxmlformats.org/drawingml/2006/main">
+                  <a:graphic>
                     <a:graphicData uri="http://schemas.openxmlformats.org/drawingml/2006/picture">
-                      <pic:pic xmlns:pic="http://schemas.openxmlformats.org/drawingml/2006/picture">
+                      <pic:pic>
                         <pic:nvPicPr>
-                          <pic:cNvPr id="156" name="Picture 156" descr="image"/>
+                          <pic:cNvPr id="224" name="Picture 224" descr="image"/>
                           <pic:cNvPicPr>
                             <a:picLocks noChangeAspect="1"/>
                           </pic:cNvPicPr>
                         </pic:nvPicPr>
                         <pic:blipFill>
-                          <a:blip r:embed="rId6|rId82"/>
+                          <a:blip r:embed="rId6"/>
                           <a:stretch>
                             <a:fillRect/>
                           </a:stretch>
@@ -5514,7 +5859,44 @@
                         <pic:spPr>
                           <a:xfrm>
                             <a:off x="0" y="0"/>
-                            <a:ext cx="2571750" cy="2857500"/>
+                            <a:ext cx="215979" cy="167984"/>
+                          </a:xfrm>
+                          <a:prstGeom prst="rect">
+                            <a:avLst/>
+                          </a:prstGeom>
+                        </pic:spPr>
+                      </pic:pic>
+                    </a:graphicData>
+                  </a:graphic>
+                </wp:inline>
+              </w:drawing>
+              <w:drawing>
+                <wp:inline distT="0" distB="0" distL="0" distR="0">
+                  <wp:extent cx="2663746" cy="3031710"/>
+                  <wp:effectExtent l="0" t="0" r="0" b="0"/>
+                  <wp:docPr id="225" name="Picture 225" descr="image"/>
+                  <wp:cNvGraphicFramePr>
+                    <a:graphicFrameLocks noChangeAspect="1"/>
+                  </wp:cNvGraphicFramePr>
+                  <a:graphic>
+                    <a:graphicData uri="http://schemas.openxmlformats.org/drawingml/2006/picture">
+                      <pic:pic>
+                        <pic:nvPicPr>
+                          <pic:cNvPr id="225" name="Picture 225" descr="image"/>
+                          <pic:cNvPicPr>
+                            <a:picLocks noChangeAspect="1"/>
+                          </pic:cNvPicPr>
+                        </pic:nvPicPr>
+                        <pic:blipFill>
+                          <a:blip r:embed="rId82"/>
+                          <a:stretch>
+                            <a:fillRect/>
+                          </a:stretch>
+                        </pic:blipFill>
+                        <pic:spPr>
+                          <a:xfrm>
+                            <a:off x="0" y="0"/>
+                            <a:ext cx="2663746" cy="3031710"/>
                           </a:xfrm>
                           <a:prstGeom prst="rect">
                             <a:avLst/>
@@ -5995,23 +6377,23 @@
         </w:rPr>
         <w:drawing>
           <wp:inline distT="0" distB="0" distL="0" distR="0">
-            <wp:extent cx="3132000" cy="1905000"/>
+            <wp:extent cx="2056946" cy="2748080"/>
             <wp:effectExtent l="0" t="0" r="0" b="0"/>
-            <wp:docPr id="162" name="Picture 162" descr="image"/>
+            <wp:docPr id="226" name="Picture 226" descr="image"/>
             <wp:cNvGraphicFramePr>
-              <a:graphicFrameLocks xmlns:a="http://schemas.openxmlformats.org/drawingml/2006/main" noChangeAspect="1"/>
+              <a:graphicFrameLocks noChangeAspect="1"/>
             </wp:cNvGraphicFramePr>
-            <a:graphic xmlns:a="http://schemas.openxmlformats.org/drawingml/2006/main">
+            <a:graphic>
               <a:graphicData uri="http://schemas.openxmlformats.org/drawingml/2006/picture">
-                <pic:pic xmlns:pic="http://schemas.openxmlformats.org/drawingml/2006/picture">
+                <pic:pic>
                   <pic:nvPicPr>
-                    <pic:cNvPr id="162" name="Picture 162" descr="image"/>
+                    <pic:cNvPr id="226" name="Picture 226" descr="image"/>
                     <pic:cNvPicPr>
                       <a:picLocks noChangeAspect="1"/>
                     </pic:cNvPicPr>
                   </pic:nvPicPr>
                   <pic:blipFill>
-                    <a:blip r:embed="rId88|rId89"/>
+                    <a:blip r:embed="rId88"/>
                     <a:stretch>
                       <a:fillRect/>
                     </a:stretch>
@@ -6019,7 +6401,44 @@
                   <pic:spPr>
                     <a:xfrm>
                       <a:off x="0" y="0"/>
-                      <a:ext cx="3132000" cy="1905000"/>
+                      <a:ext cx="2056946" cy="2748080"/>
+                    </a:xfrm>
+                    <a:prstGeom prst="rect">
+                      <a:avLst/>
+                    </a:prstGeom>
+                  </pic:spPr>
+                </pic:pic>
+              </a:graphicData>
+            </a:graphic>
+          </wp:inline>
+        </w:drawing>
+        <w:drawing>
+          <wp:inline distT="0" distB="0" distL="0" distR="0">
+            <wp:extent cx="3702504" cy="2279097"/>
+            <wp:effectExtent l="0" t="0" r="0" b="0"/>
+            <wp:docPr id="227" name="Picture 227" descr="image"/>
+            <wp:cNvGraphicFramePr>
+              <a:graphicFrameLocks noChangeAspect="1"/>
+            </wp:cNvGraphicFramePr>
+            <a:graphic>
+              <a:graphicData uri="http://schemas.openxmlformats.org/drawingml/2006/picture">
+                <pic:pic>
+                  <pic:nvPicPr>
+                    <pic:cNvPr id="227" name="Picture 227" descr="image"/>
+                    <pic:cNvPicPr>
+                      <a:picLocks noChangeAspect="1"/>
+                    </pic:cNvPicPr>
+                  </pic:nvPicPr>
+                  <pic:blipFill>
+                    <a:blip r:embed="rId89"/>
+                    <a:stretch>
+                      <a:fillRect/>
+                    </a:stretch>
+                  </pic:blipFill>
+                  <pic:spPr>
+                    <a:xfrm>
+                      <a:off x="0" y="0"/>
+                      <a:ext cx="3702504" cy="2279097"/>
                     </a:xfrm>
                     <a:prstGeom prst="rect">
                       <a:avLst/>
@@ -6110,23 +6529,23 @@
               </w:rPr>
               <w:drawing>
                 <wp:inline distT="0" distB="0" distL="0" distR="0">
-                  <wp:extent cx="2571750" cy="2857500"/>
+                  <wp:extent cx="203541" cy="158309"/>
                   <wp:effectExtent l="0" t="0" r="0" b="0"/>
-                  <wp:docPr id="163" name="Picture 163" descr="image"/>
+                  <wp:docPr id="228" name="Picture 228" descr="image"/>
                   <wp:cNvGraphicFramePr>
-                    <a:graphicFrameLocks xmlns:a="http://schemas.openxmlformats.org/drawingml/2006/main" noChangeAspect="1"/>
+                    <a:graphicFrameLocks noChangeAspect="1"/>
                   </wp:cNvGraphicFramePr>
-                  <a:graphic xmlns:a="http://schemas.openxmlformats.org/drawingml/2006/main">
+                  <a:graphic>
                     <a:graphicData uri="http://schemas.openxmlformats.org/drawingml/2006/picture">
-                      <pic:pic xmlns:pic="http://schemas.openxmlformats.org/drawingml/2006/picture">
+                      <pic:pic>
                         <pic:nvPicPr>
-                          <pic:cNvPr id="163" name="Picture 163" descr="image"/>
+                          <pic:cNvPr id="228" name="Picture 228" descr="image"/>
                           <pic:cNvPicPr>
                             <a:picLocks noChangeAspect="1"/>
                           </pic:cNvPicPr>
                         </pic:nvPicPr>
                         <pic:blipFill>
-                          <a:blip r:embed="rId6|rId91"/>
+                          <a:blip r:embed="rId6"/>
                           <a:stretch>
                             <a:fillRect/>
                           </a:stretch>
@@ -6134,7 +6553,44 @@
                         <pic:spPr>
                           <a:xfrm>
                             <a:off x="0" y="0"/>
-                            <a:ext cx="2571750" cy="2857500"/>
+                            <a:ext cx="203541" cy="158309"/>
+                          </a:xfrm>
+                          <a:prstGeom prst="rect">
+                            <a:avLst/>
+                          </a:prstGeom>
+                        </pic:spPr>
+                      </pic:pic>
+                    </a:graphicData>
+                  </a:graphic>
+                </wp:inline>
+              </w:drawing>
+              <w:drawing>
+                <wp:inline distT="0" distB="0" distL="0" distR="0">
+                  <wp:extent cx="2676184" cy="399543"/>
+                  <wp:effectExtent l="0" t="0" r="0" b="0"/>
+                  <wp:docPr id="229" name="Picture 229" descr="image"/>
+                  <wp:cNvGraphicFramePr>
+                    <a:graphicFrameLocks noChangeAspect="1"/>
+                  </wp:cNvGraphicFramePr>
+                  <a:graphic>
+                    <a:graphicData uri="http://schemas.openxmlformats.org/drawingml/2006/picture">
+                      <pic:pic>
+                        <pic:nvPicPr>
+                          <pic:cNvPr id="229" name="Picture 229" descr="image"/>
+                          <pic:cNvPicPr>
+                            <a:picLocks noChangeAspect="1"/>
+                          </pic:cNvPicPr>
+                        </pic:nvPicPr>
+                        <pic:blipFill>
+                          <a:blip r:embed="rId91"/>
+                          <a:stretch>
+                            <a:fillRect/>
+                          </a:stretch>
+                        </pic:blipFill>
+                        <pic:spPr>
+                          <a:xfrm>
+                            <a:off x="0" y="0"/>
+                            <a:ext cx="2676184" cy="399543"/>
                           </a:xfrm>
                           <a:prstGeom prst="rect">
                             <a:avLst/>
@@ -6198,23 +6654,23 @@
               </w:rPr>
               <w:drawing>
                 <wp:inline distT="0" distB="0" distL="0" distR="0">
-                  <wp:extent cx="2571750" cy="2857500"/>
+                  <wp:extent cx="157076" cy="122170"/>
                   <wp:effectExtent l="0" t="0" r="0" b="0"/>
-                  <wp:docPr id="164" name="Picture 164" descr="image"/>
+                  <wp:docPr id="230" name="Picture 230" descr="image"/>
                   <wp:cNvGraphicFramePr>
-                    <a:graphicFrameLocks xmlns:a="http://schemas.openxmlformats.org/drawingml/2006/main" noChangeAspect="1"/>
+                    <a:graphicFrameLocks noChangeAspect="1"/>
                   </wp:cNvGraphicFramePr>
-                  <a:graphic xmlns:a="http://schemas.openxmlformats.org/drawingml/2006/main">
+                  <a:graphic>
                     <a:graphicData uri="http://schemas.openxmlformats.org/drawingml/2006/picture">
-                      <pic:pic xmlns:pic="http://schemas.openxmlformats.org/drawingml/2006/picture">
+                      <pic:pic>
                         <pic:nvPicPr>
-                          <pic:cNvPr id="164" name="Picture 164" descr="image"/>
+                          <pic:cNvPr id="230" name="Picture 230" descr="image"/>
                           <pic:cNvPicPr>
                             <a:picLocks noChangeAspect="1"/>
                           </pic:cNvPicPr>
                         </pic:nvPicPr>
                         <pic:blipFill>
-                          <a:blip r:embed="rId6|rId93"/>
+                          <a:blip r:embed="rId6"/>
                           <a:stretch>
                             <a:fillRect/>
                           </a:stretch>
@@ -6222,7 +6678,44 @@
                         <pic:spPr>
                           <a:xfrm>
                             <a:off x="0" y="0"/>
-                            <a:ext cx="2571750" cy="2857500"/>
+                            <a:ext cx="157076" cy="122170"/>
+                          </a:xfrm>
+                          <a:prstGeom prst="rect">
+                            <a:avLst/>
+                          </a:prstGeom>
+                        </pic:spPr>
+                      </pic:pic>
+                    </a:graphicData>
+                  </a:graphic>
+                </wp:inline>
+              </w:drawing>
+              <w:drawing>
+                <wp:inline distT="0" distB="0" distL="0" distR="0">
+                  <wp:extent cx="2722649" cy="314152"/>
+                  <wp:effectExtent l="0" t="0" r="0" b="0"/>
+                  <wp:docPr id="231" name="Picture 231" descr="image"/>
+                  <wp:cNvGraphicFramePr>
+                    <a:graphicFrameLocks noChangeAspect="1"/>
+                  </wp:cNvGraphicFramePr>
+                  <a:graphic>
+                    <a:graphicData uri="http://schemas.openxmlformats.org/drawingml/2006/picture">
+                      <pic:pic>
+                        <pic:nvPicPr>
+                          <pic:cNvPr id="231" name="Picture 231" descr="image"/>
+                          <pic:cNvPicPr>
+                            <a:picLocks noChangeAspect="1"/>
+                          </pic:cNvPicPr>
+                        </pic:nvPicPr>
+                        <pic:blipFill>
+                          <a:blip r:embed="rId93"/>
+                          <a:stretch>
+                            <a:fillRect/>
+                          </a:stretch>
+                        </pic:blipFill>
+                        <pic:spPr>
+                          <a:xfrm>
+                            <a:off x="0" y="0"/>
+                            <a:ext cx="2722649" cy="314152"/>
                           </a:xfrm>
                           <a:prstGeom prst="rect">
                             <a:avLst/>
@@ -6291,23 +6784,23 @@
               </w:rPr>
               <w:drawing>
                 <wp:inline distT="0" distB="0" distL="0" distR="0">
-                  <wp:extent cx="2571750" cy="2857500"/>
+                  <wp:extent cx="153661" cy="119514"/>
                   <wp:effectExtent l="0" t="0" r="0" b="0"/>
-                  <wp:docPr id="165" name="Picture 165" descr="image"/>
+                  <wp:docPr id="232" name="Picture 232" descr="image"/>
                   <wp:cNvGraphicFramePr>
-                    <a:graphicFrameLocks xmlns:a="http://schemas.openxmlformats.org/drawingml/2006/main" noChangeAspect="1"/>
+                    <a:graphicFrameLocks noChangeAspect="1"/>
                   </wp:cNvGraphicFramePr>
-                  <a:graphic xmlns:a="http://schemas.openxmlformats.org/drawingml/2006/main">
+                  <a:graphic>
                     <a:graphicData uri="http://schemas.openxmlformats.org/drawingml/2006/picture">
-                      <pic:pic xmlns:pic="http://schemas.openxmlformats.org/drawingml/2006/picture">
+                      <pic:pic>
                         <pic:nvPicPr>
-                          <pic:cNvPr id="165" name="Picture 165" descr="image"/>
+                          <pic:cNvPr id="232" name="Picture 232" descr="image"/>
                           <pic:cNvPicPr>
                             <a:picLocks noChangeAspect="1"/>
                           </pic:cNvPicPr>
                         </pic:nvPicPr>
                         <pic:blipFill>
-                          <a:blip r:embed="rId6|rId95"/>
+                          <a:blip r:embed="rId6"/>
                           <a:stretch>
                             <a:fillRect/>
                           </a:stretch>
@@ -6315,7 +6808,44 @@
                         <pic:spPr>
                           <a:xfrm>
                             <a:off x="0" y="0"/>
-                            <a:ext cx="2571750" cy="2857500"/>
+                            <a:ext cx="153661" cy="119514"/>
+                          </a:xfrm>
+                          <a:prstGeom prst="rect">
+                            <a:avLst/>
+                          </a:prstGeom>
+                        </pic:spPr>
+                      </pic:pic>
+                    </a:graphicData>
+                  </a:graphic>
+                </wp:inline>
+              </w:drawing>
+              <w:drawing>
+                <wp:inline distT="0" distB="0" distL="0" distR="0">
+                  <wp:extent cx="2726064" cy="307322"/>
+                  <wp:effectExtent l="0" t="0" r="0" b="0"/>
+                  <wp:docPr id="233" name="Picture 233" descr="image"/>
+                  <wp:cNvGraphicFramePr>
+                    <a:graphicFrameLocks noChangeAspect="1"/>
+                  </wp:cNvGraphicFramePr>
+                  <a:graphic>
+                    <a:graphicData uri="http://schemas.openxmlformats.org/drawingml/2006/picture">
+                      <pic:pic>
+                        <pic:nvPicPr>
+                          <pic:cNvPr id="233" name="Picture 233" descr="image"/>
+                          <pic:cNvPicPr>
+                            <a:picLocks noChangeAspect="1"/>
+                          </pic:cNvPicPr>
+                        </pic:nvPicPr>
+                        <pic:blipFill>
+                          <a:blip r:embed="rId95"/>
+                          <a:stretch>
+                            <a:fillRect/>
+                          </a:stretch>
+                        </pic:blipFill>
+                        <pic:spPr>
+                          <a:xfrm>
+                            <a:off x="0" y="0"/>
+                            <a:ext cx="2726064" cy="307322"/>
                           </a:xfrm>
                           <a:prstGeom prst="rect">
                             <a:avLst/>
@@ -6379,23 +6909,23 @@
               </w:rPr>
               <w:drawing>
                 <wp:inline distT="0" distB="0" distL="0" distR="0">
-                  <wp:extent cx="2571750" cy="2857500"/>
+                  <wp:extent cx="177517" cy="138069"/>
                   <wp:effectExtent l="0" t="0" r="0" b="0"/>
-                  <wp:docPr id="166" name="Picture 166" descr="image"/>
+                  <wp:docPr id="234" name="Picture 234" descr="image"/>
                   <wp:cNvGraphicFramePr>
-                    <a:graphicFrameLocks xmlns:a="http://schemas.openxmlformats.org/drawingml/2006/main" noChangeAspect="1"/>
+                    <a:graphicFrameLocks noChangeAspect="1"/>
                   </wp:cNvGraphicFramePr>
-                  <a:graphic xmlns:a="http://schemas.openxmlformats.org/drawingml/2006/main">
+                  <a:graphic>
                     <a:graphicData uri="http://schemas.openxmlformats.org/drawingml/2006/picture">
-                      <pic:pic xmlns:pic="http://schemas.openxmlformats.org/drawingml/2006/picture">
+                      <pic:pic>
                         <pic:nvPicPr>
-                          <pic:cNvPr id="166" name="Picture 166" descr="image"/>
+                          <pic:cNvPr id="234" name="Picture 234" descr="image"/>
                           <pic:cNvPicPr>
                             <a:picLocks noChangeAspect="1"/>
                           </pic:cNvPicPr>
                         </pic:nvPicPr>
                         <pic:blipFill>
-                          <a:blip r:embed="rId9|rId97"/>
+                          <a:blip r:embed="rId9"/>
                           <a:stretch>
                             <a:fillRect/>
                           </a:stretch>
@@ -6403,7 +6933,44 @@
                         <pic:spPr>
                           <a:xfrm>
                             <a:off x="0" y="0"/>
-                            <a:ext cx="2571750" cy="2857500"/>
+                            <a:ext cx="177517" cy="138069"/>
+                          </a:xfrm>
+                          <a:prstGeom prst="rect">
+                            <a:avLst/>
+                          </a:prstGeom>
+                        </pic:spPr>
+                      </pic:pic>
+                    </a:graphicData>
+                  </a:graphic>
+                </wp:inline>
+              </w:drawing>
+              <w:drawing>
+                <wp:inline distT="0" distB="0" distL="0" distR="0">
+                  <wp:extent cx="2702208" cy="355035"/>
+                  <wp:effectExtent l="0" t="0" r="0" b="0"/>
+                  <wp:docPr id="235" name="Picture 235" descr="image"/>
+                  <wp:cNvGraphicFramePr>
+                    <a:graphicFrameLocks noChangeAspect="1"/>
+                  </wp:cNvGraphicFramePr>
+                  <a:graphic>
+                    <a:graphicData uri="http://schemas.openxmlformats.org/drawingml/2006/picture">
+                      <pic:pic>
+                        <pic:nvPicPr>
+                          <pic:cNvPr id="235" name="Picture 235" descr="image"/>
+                          <pic:cNvPicPr>
+                            <a:picLocks noChangeAspect="1"/>
+                          </pic:cNvPicPr>
+                        </pic:nvPicPr>
+                        <pic:blipFill>
+                          <a:blip r:embed="rId97"/>
+                          <a:stretch>
+                            <a:fillRect/>
+                          </a:stretch>
+                        </pic:blipFill>
+                        <pic:spPr>
+                          <a:xfrm>
+                            <a:off x="0" y="0"/>
+                            <a:ext cx="2702208" cy="355035"/>
                           </a:xfrm>
                           <a:prstGeom prst="rect">
                             <a:avLst/>
@@ -6588,23 +7155,23 @@
               </w:rPr>
               <w:drawing>
                 <wp:inline distT="0" distB="0" distL="0" distR="0">
-                  <wp:extent cx="2571750" cy="2857500"/>
+                  <wp:extent cx="257175" cy="200025"/>
                   <wp:effectExtent l="0" t="0" r="0" b="0"/>
-                  <wp:docPr id="168" name="Picture 168" descr="image"/>
+                  <wp:docPr id="236" name="Picture 236" descr="image"/>
                   <wp:cNvGraphicFramePr>
-                    <a:graphicFrameLocks xmlns:a="http://schemas.openxmlformats.org/drawingml/2006/main" noChangeAspect="1"/>
+                    <a:graphicFrameLocks noChangeAspect="1"/>
                   </wp:cNvGraphicFramePr>
-                  <a:graphic xmlns:a="http://schemas.openxmlformats.org/drawingml/2006/main">
+                  <a:graphic>
                     <a:graphicData uri="http://schemas.openxmlformats.org/drawingml/2006/picture">
-                      <pic:pic xmlns:pic="http://schemas.openxmlformats.org/drawingml/2006/picture">
+                      <pic:pic>
                         <pic:nvPicPr>
-                          <pic:cNvPr id="168" name="Picture 168" descr="image"/>
+                          <pic:cNvPr id="236" name="Picture 236" descr="image"/>
                           <pic:cNvPicPr>
                             <a:picLocks noChangeAspect="1"/>
                           </pic:cNvPicPr>
                         </pic:nvPicPr>
                         <pic:blipFill>
-                          <a:blip r:embed="rId9|rId100"/>
+                          <a:blip r:embed="rId9"/>
                           <a:stretch>
                             <a:fillRect/>
                           </a:stretch>
@@ -6612,7 +7179,44 @@
                         <pic:spPr>
                           <a:xfrm>
                             <a:off x="0" y="0"/>
-                            <a:ext cx="2571750" cy="2857500"/>
+                            <a:ext cx="257175" cy="200025"/>
+                          </a:xfrm>
+                          <a:prstGeom prst="rect">
+                            <a:avLst/>
+                          </a:prstGeom>
+                        </pic:spPr>
+                      </pic:pic>
+                    </a:graphicData>
+                  </a:graphic>
+                </wp:inline>
+              </w:drawing>
+              <w:drawing>
+                <wp:inline distT="0" distB="0" distL="0" distR="0">
+                  <wp:extent cx="2286000" cy="1666875"/>
+                  <wp:effectExtent l="0" t="0" r="0" b="0"/>
+                  <wp:docPr id="237" name="Picture 237" descr="image"/>
+                  <wp:cNvGraphicFramePr>
+                    <a:graphicFrameLocks noChangeAspect="1"/>
+                  </wp:cNvGraphicFramePr>
+                  <a:graphic>
+                    <a:graphicData uri="http://schemas.openxmlformats.org/drawingml/2006/picture">
+                      <pic:pic>
+                        <pic:nvPicPr>
+                          <pic:cNvPr id="237" name="Picture 237" descr="image"/>
+                          <pic:cNvPicPr>
+                            <a:picLocks noChangeAspect="1"/>
+                          </pic:cNvPicPr>
+                        </pic:nvPicPr>
+                        <pic:blipFill>
+                          <a:blip r:embed="rId100"/>
+                          <a:stretch>
+                            <a:fillRect/>
+                          </a:stretch>
+                        </pic:blipFill>
+                        <pic:spPr>
+                          <a:xfrm>
+                            <a:off x="0" y="0"/>
+                            <a:ext cx="2286000" cy="1666875"/>
                           </a:xfrm>
                           <a:prstGeom prst="rect">
                             <a:avLst/>
@@ -6676,23 +7280,23 @@
               </w:rPr>
               <w:drawing>
                 <wp:inline distT="0" distB="0" distL="0" distR="0">
-                  <wp:extent cx="2571750" cy="2857500"/>
+                  <wp:extent cx="257175" cy="200025"/>
                   <wp:effectExtent l="0" t="0" r="0" b="0"/>
-                  <wp:docPr id="169" name="Picture 169" descr="image"/>
+                  <wp:docPr id="238" name="Picture 238" descr="image"/>
                   <wp:cNvGraphicFramePr>
-                    <a:graphicFrameLocks xmlns:a="http://schemas.openxmlformats.org/drawingml/2006/main" noChangeAspect="1"/>
+                    <a:graphicFrameLocks noChangeAspect="1"/>
                   </wp:cNvGraphicFramePr>
-                  <a:graphic xmlns:a="http://schemas.openxmlformats.org/drawingml/2006/main">
+                  <a:graphic>
                     <a:graphicData uri="http://schemas.openxmlformats.org/drawingml/2006/picture">
-                      <pic:pic xmlns:pic="http://schemas.openxmlformats.org/drawingml/2006/picture">
+                      <pic:pic>
                         <pic:nvPicPr>
-                          <pic:cNvPr id="169" name="Picture 169" descr="image"/>
+                          <pic:cNvPr id="238" name="Picture 238" descr="image"/>
                           <pic:cNvPicPr>
                             <a:picLocks noChangeAspect="1"/>
                           </pic:cNvPicPr>
                         </pic:nvPicPr>
                         <pic:blipFill>
-                          <a:blip r:embed="rId6|rId102"/>
+                          <a:blip r:embed="rId6"/>
                           <a:stretch>
                             <a:fillRect/>
                           </a:stretch>
@@ -6700,7 +7304,44 @@
                         <pic:spPr>
                           <a:xfrm>
                             <a:off x="0" y="0"/>
-                            <a:ext cx="2571750" cy="2857500"/>
+                            <a:ext cx="257175" cy="200025"/>
+                          </a:xfrm>
+                          <a:prstGeom prst="rect">
+                            <a:avLst/>
+                          </a:prstGeom>
+                        </pic:spPr>
+                      </pic:pic>
+                    </a:graphicData>
+                  </a:graphic>
+                </wp:inline>
+              </w:drawing>
+              <w:drawing>
+                <wp:inline distT="0" distB="0" distL="0" distR="0">
+                  <wp:extent cx="2305050" cy="1704975"/>
+                  <wp:effectExtent l="0" t="0" r="0" b="0"/>
+                  <wp:docPr id="239" name="Picture 239" descr="image"/>
+                  <wp:cNvGraphicFramePr>
+                    <a:graphicFrameLocks noChangeAspect="1"/>
+                  </wp:cNvGraphicFramePr>
+                  <a:graphic>
+                    <a:graphicData uri="http://schemas.openxmlformats.org/drawingml/2006/picture">
+                      <pic:pic>
+                        <pic:nvPicPr>
+                          <pic:cNvPr id="239" name="Picture 239" descr="image"/>
+                          <pic:cNvPicPr>
+                            <a:picLocks noChangeAspect="1"/>
+                          </pic:cNvPicPr>
+                        </pic:nvPicPr>
+                        <pic:blipFill>
+                          <a:blip r:embed="rId102"/>
+                          <a:stretch>
+                            <a:fillRect/>
+                          </a:stretch>
+                        </pic:blipFill>
+                        <pic:spPr>
+                          <a:xfrm>
+                            <a:off x="0" y="0"/>
+                            <a:ext cx="2305050" cy="1704975"/>
                           </a:xfrm>
                           <a:prstGeom prst="rect">
                             <a:avLst/>
@@ -6769,23 +7410,23 @@
               </w:rPr>
               <w:drawing>
                 <wp:inline distT="0" distB="0" distL="0" distR="0">
-                  <wp:extent cx="2571750" cy="2857500"/>
+                  <wp:extent cx="257175" cy="200025"/>
                   <wp:effectExtent l="0" t="0" r="0" b="0"/>
-                  <wp:docPr id="170" name="Picture 170" descr="image"/>
+                  <wp:docPr id="240" name="Picture 240" descr="image"/>
                   <wp:cNvGraphicFramePr>
-                    <a:graphicFrameLocks xmlns:a="http://schemas.openxmlformats.org/drawingml/2006/main" noChangeAspect="1"/>
+                    <a:graphicFrameLocks noChangeAspect="1"/>
                   </wp:cNvGraphicFramePr>
-                  <a:graphic xmlns:a="http://schemas.openxmlformats.org/drawingml/2006/main">
+                  <a:graphic>
                     <a:graphicData uri="http://schemas.openxmlformats.org/drawingml/2006/picture">
-                      <pic:pic xmlns:pic="http://schemas.openxmlformats.org/drawingml/2006/picture">
+                      <pic:pic>
                         <pic:nvPicPr>
-                          <pic:cNvPr id="170" name="Picture 170" descr="image"/>
+                          <pic:cNvPr id="240" name="Picture 240" descr="image"/>
                           <pic:cNvPicPr>
                             <a:picLocks noChangeAspect="1"/>
                           </pic:cNvPicPr>
                         </pic:nvPicPr>
                         <pic:blipFill>
-                          <a:blip r:embed="rId6|rId104"/>
+                          <a:blip r:embed="rId6"/>
                           <a:stretch>
                             <a:fillRect/>
                           </a:stretch>
@@ -6793,7 +7434,44 @@
                         <pic:spPr>
                           <a:xfrm>
                             <a:off x="0" y="0"/>
-                            <a:ext cx="2571750" cy="2857500"/>
+                            <a:ext cx="257175" cy="200025"/>
+                          </a:xfrm>
+                          <a:prstGeom prst="rect">
+                            <a:avLst/>
+                          </a:prstGeom>
+                        </pic:spPr>
+                      </pic:pic>
+                    </a:graphicData>
+                  </a:graphic>
+                </wp:inline>
+              </w:drawing>
+              <w:drawing>
+                <wp:inline distT="0" distB="0" distL="0" distR="0">
+                  <wp:extent cx="2286000" cy="1685925"/>
+                  <wp:effectExtent l="0" t="0" r="0" b="0"/>
+                  <wp:docPr id="241" name="Picture 241" descr="image"/>
+                  <wp:cNvGraphicFramePr>
+                    <a:graphicFrameLocks noChangeAspect="1"/>
+                  </wp:cNvGraphicFramePr>
+                  <a:graphic>
+                    <a:graphicData uri="http://schemas.openxmlformats.org/drawingml/2006/picture">
+                      <pic:pic>
+                        <pic:nvPicPr>
+                          <pic:cNvPr id="241" name="Picture 241" descr="image"/>
+                          <pic:cNvPicPr>
+                            <a:picLocks noChangeAspect="1"/>
+                          </pic:cNvPicPr>
+                        </pic:nvPicPr>
+                        <pic:blipFill>
+                          <a:blip r:embed="rId104"/>
+                          <a:stretch>
+                            <a:fillRect/>
+                          </a:stretch>
+                        </pic:blipFill>
+                        <pic:spPr>
+                          <a:xfrm>
+                            <a:off x="0" y="0"/>
+                            <a:ext cx="2286000" cy="1685925"/>
                           </a:xfrm>
                           <a:prstGeom prst="rect">
                             <a:avLst/>
@@ -6857,23 +7535,23 @@
               </w:rPr>
               <w:drawing>
                 <wp:inline distT="0" distB="0" distL="0" distR="0">
-                  <wp:extent cx="2571750" cy="2857500"/>
+                  <wp:extent cx="257175" cy="200025"/>
                   <wp:effectExtent l="0" t="0" r="0" b="0"/>
-                  <wp:docPr id="171" name="Picture 171" descr="image"/>
+                  <wp:docPr id="242" name="Picture 242" descr="image"/>
                   <wp:cNvGraphicFramePr>
-                    <a:graphicFrameLocks xmlns:a="http://schemas.openxmlformats.org/drawingml/2006/main" noChangeAspect="1"/>
+                    <a:graphicFrameLocks noChangeAspect="1"/>
                   </wp:cNvGraphicFramePr>
-                  <a:graphic xmlns:a="http://schemas.openxmlformats.org/drawingml/2006/main">
+                  <a:graphic>
                     <a:graphicData uri="http://schemas.openxmlformats.org/drawingml/2006/picture">
-                      <pic:pic xmlns:pic="http://schemas.openxmlformats.org/drawingml/2006/picture">
+                      <pic:pic>
                         <pic:nvPicPr>
-                          <pic:cNvPr id="171" name="Picture 171" descr="image"/>
+                          <pic:cNvPr id="242" name="Picture 242" descr="image"/>
                           <pic:cNvPicPr>
                             <a:picLocks noChangeAspect="1"/>
                           </pic:cNvPicPr>
                         </pic:nvPicPr>
                         <pic:blipFill>
-                          <a:blip r:embed="rId6|rId106"/>
+                          <a:blip r:embed="rId6"/>
                           <a:stretch>
                             <a:fillRect/>
                           </a:stretch>
@@ -6881,7 +7559,44 @@
                         <pic:spPr>
                           <a:xfrm>
                             <a:off x="0" y="0"/>
-                            <a:ext cx="2571750" cy="2857500"/>
+                            <a:ext cx="257175" cy="200025"/>
+                          </a:xfrm>
+                          <a:prstGeom prst="rect">
+                            <a:avLst/>
+                          </a:prstGeom>
+                        </pic:spPr>
+                      </pic:pic>
+                    </a:graphicData>
+                  </a:graphic>
+                </wp:inline>
+              </w:drawing>
+              <w:drawing>
+                <wp:inline distT="0" distB="0" distL="0" distR="0">
+                  <wp:extent cx="2286000" cy="1704975"/>
+                  <wp:effectExtent l="0" t="0" r="0" b="0"/>
+                  <wp:docPr id="243" name="Picture 243" descr="image"/>
+                  <wp:cNvGraphicFramePr>
+                    <a:graphicFrameLocks noChangeAspect="1"/>
+                  </wp:cNvGraphicFramePr>
+                  <a:graphic>
+                    <a:graphicData uri="http://schemas.openxmlformats.org/drawingml/2006/picture">
+                      <pic:pic>
+                        <pic:nvPicPr>
+                          <pic:cNvPr id="243" name="Picture 243" descr="image"/>
+                          <pic:cNvPicPr>
+                            <a:picLocks noChangeAspect="1"/>
+                          </pic:cNvPicPr>
+                        </pic:nvPicPr>
+                        <pic:blipFill>
+                          <a:blip r:embed="rId106"/>
+                          <a:stretch>
+                            <a:fillRect/>
+                          </a:stretch>
+                        </pic:blipFill>
+                        <pic:spPr>
+                          <a:xfrm>
+                            <a:off x="0" y="0"/>
+                            <a:ext cx="2286000" cy="1704975"/>
                           </a:xfrm>
                           <a:prstGeom prst="rect">
                             <a:avLst/>
@@ -7983,23 +8698,23 @@
         </w:rPr>
         <w:drawing>
           <wp:inline distT="0" distB="0" distL="0" distR="0">
-            <wp:extent cx="3132000" cy="2857500"/>
+            <wp:extent cx="2879725" cy="2165207"/>
             <wp:effectExtent l="0" t="0" r="0" b="0"/>
-            <wp:docPr id="182" name="Picture 182" descr="image"/>
+            <wp:docPr id="244" name="Picture 244" descr="image"/>
             <wp:cNvGraphicFramePr>
-              <a:graphicFrameLocks xmlns:a="http://schemas.openxmlformats.org/drawingml/2006/main" noChangeAspect="1"/>
+              <a:graphicFrameLocks noChangeAspect="1"/>
             </wp:cNvGraphicFramePr>
-            <a:graphic xmlns:a="http://schemas.openxmlformats.org/drawingml/2006/main">
+            <a:graphic>
               <a:graphicData uri="http://schemas.openxmlformats.org/drawingml/2006/picture">
-                <pic:pic xmlns:pic="http://schemas.openxmlformats.org/drawingml/2006/picture">
+                <pic:pic>
                   <pic:nvPicPr>
-                    <pic:cNvPr id="182" name="Picture 182" descr="image"/>
+                    <pic:cNvPr id="244" name="Picture 244" descr="image"/>
                     <pic:cNvPicPr>
                       <a:picLocks noChangeAspect="1"/>
                     </pic:cNvPicPr>
                   </pic:nvPicPr>
                   <pic:blipFill>
-                    <a:blip r:embed="rId137|rId138"/>
+                    <a:blip r:embed="rId137"/>
                     <a:stretch>
                       <a:fillRect/>
                     </a:stretch>
@@ -8007,7 +8722,7 @@
                   <pic:spPr>
                     <a:xfrm>
                       <a:off x="0" y="0"/>
-                      <a:ext cx="3132000" cy="2857500"/>
+                      <a:ext cx="2879725" cy="2165207"/>
                     </a:xfrm>
                     <a:prstGeom prst="rect">
                       <a:avLst/>
@@ -8018,45 +8733,25 @@
             </a:graphic>
           </wp:inline>
         </w:drawing>
-      </w:r>
-    </w:p>
-    <w:p>
-      <w:pPr>
-        <w:keepNext/>
-        <w:spacing w:before="40" w:after="40" w:line="240" w:lineRule="auto"/>
-        <w:ind w:left="0" w:right="0" w:firstLine="0"/>
-        <w:jc w:val="center"/>
-        <w:rPr>
-          <w:rFonts w:ascii="Times New Roman" w:hAnsi="Times New Roman" w:eastAsia="宋体" w:cs="Times New Roman"/>
-          <w:kern w:val="0"/>
-          <w:sz w:val="21"/>
-          <w:szCs w:val="21"/>
-        </w:rPr>
-      </w:pPr>
-      <w:r>
-        <w:rPr>
-          <w:rFonts w:ascii="Times New Roman" w:hAnsi="Times New Roman" w:eastAsia="宋体"/>
-          <w:sz w:val="21"/>
-        </w:rPr>
         <w:drawing>
           <wp:inline distT="0" distB="0" distL="0" distR="0">
-            <wp:extent cx="3132000" cy="2857500"/>
+            <wp:extent cx="2879725" cy="2165207"/>
             <wp:effectExtent l="0" t="0" r="0" b="0"/>
-            <wp:docPr id="183" name="Picture 183" descr="image"/>
+            <wp:docPr id="245" name="Picture 245" descr="image"/>
             <wp:cNvGraphicFramePr>
-              <a:graphicFrameLocks xmlns:a="http://schemas.openxmlformats.org/drawingml/2006/main" noChangeAspect="1"/>
+              <a:graphicFrameLocks noChangeAspect="1"/>
             </wp:cNvGraphicFramePr>
-            <a:graphic xmlns:a="http://schemas.openxmlformats.org/drawingml/2006/main">
+            <a:graphic>
               <a:graphicData uri="http://schemas.openxmlformats.org/drawingml/2006/picture">
-                <pic:pic xmlns:pic="http://schemas.openxmlformats.org/drawingml/2006/picture">
+                <pic:pic>
                   <pic:nvPicPr>
-                    <pic:cNvPr id="183" name="Picture 183" descr="image"/>
+                    <pic:cNvPr id="245" name="Picture 245" descr="image"/>
                     <pic:cNvPicPr>
                       <a:picLocks noChangeAspect="1"/>
                     </pic:cNvPicPr>
                   </pic:nvPicPr>
                   <pic:blipFill>
-                    <a:blip r:embed="rId139|rId140"/>
+                    <a:blip r:embed="rId138"/>
                     <a:stretch>
                       <a:fillRect/>
                     </a:stretch>
@@ -8064,7 +8759,101 @@
                   <pic:spPr>
                     <a:xfrm>
                       <a:off x="0" y="0"/>
-                      <a:ext cx="3132000" cy="2857500"/>
+                      <a:ext cx="2879725" cy="2165207"/>
+                    </a:xfrm>
+                    <a:prstGeom prst="rect">
+                      <a:avLst/>
+                    </a:prstGeom>
+                  </pic:spPr>
+                </pic:pic>
+              </a:graphicData>
+            </a:graphic>
+          </wp:inline>
+        </w:drawing>
+      </w:r>
+    </w:p>
+    <w:p>
+      <w:pPr>
+        <w:keepNext/>
+        <w:spacing w:before="40" w:after="40" w:line="240" w:lineRule="auto"/>
+        <w:ind w:left="0" w:right="0" w:firstLine="0"/>
+        <w:jc w:val="center"/>
+        <w:rPr>
+          <w:rFonts w:ascii="Times New Roman" w:hAnsi="Times New Roman" w:eastAsia="宋体" w:cs="Times New Roman"/>
+          <w:kern w:val="0"/>
+          <w:sz w:val="21"/>
+          <w:szCs w:val="21"/>
+        </w:rPr>
+      </w:pPr>
+      <w:r>
+        <w:rPr>
+          <w:rFonts w:ascii="Times New Roman" w:hAnsi="Times New Roman" w:eastAsia="宋体"/>
+          <w:sz w:val="21"/>
+        </w:rPr>
+        <w:drawing>
+          <wp:inline distT="0" distB="0" distL="0" distR="0">
+            <wp:extent cx="2879725" cy="2165207"/>
+            <wp:effectExtent l="0" t="0" r="0" b="0"/>
+            <wp:docPr id="246" name="Picture 246" descr="image"/>
+            <wp:cNvGraphicFramePr>
+              <a:graphicFrameLocks noChangeAspect="1"/>
+            </wp:cNvGraphicFramePr>
+            <a:graphic>
+              <a:graphicData uri="http://schemas.openxmlformats.org/drawingml/2006/picture">
+                <pic:pic>
+                  <pic:nvPicPr>
+                    <pic:cNvPr id="246" name="Picture 246" descr="image"/>
+                    <pic:cNvPicPr>
+                      <a:picLocks noChangeAspect="1"/>
+                    </pic:cNvPicPr>
+                  </pic:nvPicPr>
+                  <pic:blipFill>
+                    <a:blip r:embed="rId139"/>
+                    <a:stretch>
+                      <a:fillRect/>
+                    </a:stretch>
+                  </pic:blipFill>
+                  <pic:spPr>
+                    <a:xfrm>
+                      <a:off x="0" y="0"/>
+                      <a:ext cx="2879725" cy="2165207"/>
+                    </a:xfrm>
+                    <a:prstGeom prst="rect">
+                      <a:avLst/>
+                    </a:prstGeom>
+                  </pic:spPr>
+                </pic:pic>
+              </a:graphicData>
+            </a:graphic>
+          </wp:inline>
+        </w:drawing>
+        <w:drawing>
+          <wp:inline distT="0" distB="0" distL="0" distR="0">
+            <wp:extent cx="2879725" cy="2165207"/>
+            <wp:effectExtent l="0" t="0" r="0" b="0"/>
+            <wp:docPr id="247" name="Picture 247" descr="image"/>
+            <wp:cNvGraphicFramePr>
+              <a:graphicFrameLocks noChangeAspect="1"/>
+            </wp:cNvGraphicFramePr>
+            <a:graphic>
+              <a:graphicData uri="http://schemas.openxmlformats.org/drawingml/2006/picture">
+                <pic:pic>
+                  <pic:nvPicPr>
+                    <pic:cNvPr id="247" name="Picture 247" descr="image"/>
+                    <pic:cNvPicPr>
+                      <a:picLocks noChangeAspect="1"/>
+                    </pic:cNvPicPr>
+                  </pic:nvPicPr>
+                  <pic:blipFill>
+                    <a:blip r:embed="rId140"/>
+                    <a:stretch>
+                      <a:fillRect/>
+                    </a:stretch>
+                  </pic:blipFill>
+                  <pic:spPr>
+                    <a:xfrm>
+                      <a:off x="0" y="0"/>
+                      <a:ext cx="2879725" cy="2165207"/>
                     </a:xfrm>
                     <a:prstGeom prst="rect">
                       <a:avLst/>
@@ -10331,75 +11120,7 @@
 </w:document>
 </file>
 
-<file path=word\fontTable.xml><?xml version="1.0" encoding="utf-8"?>
-<w:fonts xmlns:mc="http://schemas.openxmlformats.org/markup-compatibility/2006" xmlns:r="http://schemas.openxmlformats.org/officeDocument/2006/relationships" xmlns:w="http://schemas.openxmlformats.org/wordprocessingml/2006/main" xmlns:w14="http://schemas.microsoft.com/office/word/2010/wordml" mc:Ignorable="w14">
-  <w:font w:name="Times New Roman">
-    <w:panose1 w:val="02020603050405020304"/>
-    <w:charset w:val="00"/>
-    <w:family w:val="roman"/>
-    <w:pitch w:val="variable"/>
-    <w:sig w:usb0="20007A87" w:usb1="80000000" w:usb2="00000008" w:usb3="00000000" w:csb0="000001FF" w:csb1="00000000"/>
-  </w:font>
-  <w:font w:name="宋体">
-    <w:panose1 w:val="02010600030101010101"/>
-    <w:charset w:val="86"/>
-    <w:family w:val="auto"/>
-    <w:pitch w:val="default"/>
-    <w:sig w:usb0="00000003" w:usb1="288F0000" w:usb2="00000006" w:usb3="00000000" w:csb0="00040001" w:csb1="00000000"/>
-  </w:font>
-  <w:font w:name="Wingdings">
-    <w:panose1 w:val="05000000000000000000"/>
-    <w:charset w:val="02"/>
-    <w:family w:val="auto"/>
-    <w:pitch w:val="default"/>
-    <w:sig w:usb0="00000000" w:usb1="00000000" w:usb2="00000000" w:usb3="00000000" w:csb0="80000000" w:csb1="00000000"/>
-  </w:font>
-  <w:font w:name="Arial">
-    <w:panose1 w:val="020B0604020202020204"/>
-    <w:charset w:val="01"/>
-    <w:family w:val="swiss"/>
-    <w:pitch w:val="default"/>
-    <w:sig w:usb0="E0002AFF" w:usb1="C0007843" w:usb2="00000009" w:usb3="00000000" w:csb0="400001FF" w:csb1="FFFF0000"/>
-  </w:font>
-  <w:font w:name="黑体">
-    <w:panose1 w:val="02010609060101010101"/>
-    <w:charset w:val="86"/>
-    <w:family w:val="auto"/>
-    <w:pitch w:val="default"/>
-    <w:sig w:usb0="800002BF" w:usb1="38CF7CFA" w:usb2="00000016" w:usb3="00000000" w:csb0="00040001" w:csb1="00000000"/>
-  </w:font>
-  <w:font w:name="Courier New">
-    <w:panose1 w:val="02070309020205020404"/>
-    <w:charset w:val="01"/>
-    <w:family w:val="modern"/>
-    <w:pitch w:val="default"/>
-    <w:sig w:usb0="E0002AFF" w:usb1="C0007843" w:usb2="00000009" w:usb3="00000000" w:csb0="400001FF" w:csb1="FFFF0000"/>
-  </w:font>
-  <w:font w:name="Symbol">
-    <w:panose1 w:val="05050102010706020507"/>
-    <w:charset w:val="02"/>
-    <w:family w:val="roman"/>
-    <w:pitch w:val="default"/>
-    <w:sig w:usb0="00000000" w:usb1="00000000" w:usb2="00000000" w:usb3="00000000" w:csb0="80000000" w:csb1="00000000"/>
-  </w:font>
-  <w:font w:name="Calibri">
-    <w:panose1 w:val="020F0502020204030204"/>
-    <w:charset w:val="00"/>
-    <w:family w:val="swiss"/>
-    <w:pitch w:val="default"/>
-    <w:sig w:usb0="E10002FF" w:usb1="4000ACFF" w:usb2="00000009" w:usb3="00000000" w:csb0="2000019F" w:csb1="00000000"/>
-  </w:font>
-  <w:font w:name="Arial">
-    <w:panose1 w:val="020B0604020202020204"/>
-    <w:charset w:val="00"/>
-    <w:family w:val="auto"/>
-    <w:pitch w:val="default"/>
-    <w:sig w:usb0="E0002AFF" w:usb1="C0007843" w:usb2="00000009" w:usb3="00000000" w:csb0="400001FF" w:csb1="FFFF0000"/>
-  </w:font>
-</w:fonts>
-</file>
-
-<file path=word\footer1.xml><?xml version="1.0" encoding="utf-8"?>
+<file path=word/footer1.xml><?xml version="1.0" encoding="utf-8"?>
 <w:ftr xmlns:w="http://schemas.openxmlformats.org/wordprocessingml/2006/main">
   <w:p>
     <w:pPr>
@@ -10479,63 +11200,7 @@
 </w:ftr>
 </file>
 
-<file path=word\settings.xml><?xml version="1.0" encoding="utf-8"?>
-<w:settings xmlns:mc="http://schemas.openxmlformats.org/markup-compatibility/2006" xmlns:o="urn:schemas-microsoft-com:office:office" xmlns:r="http://schemas.openxmlformats.org/officeDocument/2006/relationships" xmlns:m="http://schemas.openxmlformats.org/officeDocument/2006/math" xmlns:v="urn:schemas-microsoft-com:vml" xmlns:w10="urn:schemas-microsoft-com:office:word" xmlns:w="http://schemas.openxmlformats.org/wordprocessingml/2006/main" xmlns:w14="http://schemas.microsoft.com/office/word/2010/wordml" xmlns:sl="http://schemas.openxmlformats.org/schemaLibrary/2006/main" xmlns:wpsCustomData="http://www.wps.cn/officeDocument/2013/wpsCustomData" mc:Ignorable="w14">
-  <w:zoom w:percent="140"/>
-  <w:embedSystemFonts/>
-  <w:bordersDoNotSurroundHeader w:val="0"/>
-  <w:bordersDoNotSurroundFooter w:val="0"/>
-  <w:documentProtection w:enforcement="0"/>
-  <w:defaultTabStop w:val="420"/>
-  <w:drawingGridVerticalSpacing w:val="156"/>
-  <w:displayHorizontalDrawingGridEvery w:val="1"/>
-  <w:displayVerticalDrawingGridEvery w:val="1"/>
-  <w:noPunctuationKerning w:val="1"/>
-  <w:characterSpacingControl w:val="compressPunctuation"/>
-  <w:compat>
-    <w:spaceForUL/>
-    <w:balanceSingleByteDoubleByteWidth/>
-    <w:doNotLeaveBackslashAlone/>
-    <w:ulTrailSpace/>
-    <w:doNotExpandShiftReturn/>
-    <w:adjustLineHeightInTable/>
-    <w:doNotWrapTextWithPunct/>
-    <w:doNotUseEastAsianBreakRules/>
-    <w:useFELayout/>
-    <w:doNotUseIndentAsNumberingTabStop/>
-    <w:compatSetting w:name="compatibilityMode" w:uri="http://schemas.microsoft.com/office/word" w:val="14"/>
-    <w:compatSetting w:name="overrideTableStyleFontSizeAndJustification" w:uri="http://schemas.microsoft.com/office/word" w:val="1"/>
-    <w:compatSetting w:name="enableOpenTypeFeatures" w:uri="http://schemas.microsoft.com/office/word" w:val="1"/>
-    <w:compatSetting w:name="doNotFlipMirrorIndents" w:uri="http://schemas.microsoft.com/office/word" w:val="1"/>
-  </w:compat>
-  <w:docVars>
-    <w:docVar w:name="commondata" w:val="eyJoZGlkIjoiYjNlNGMwODc5NGZhN2IzZjQ2YTBmMjBiZGE0Njg2NzkifQ=="/>
-  </w:docVars>
-  <w:rsids>
-    <w:rsidRoot w:val="6C636DFB"/>
-    <w:rsid w:val="4B3F45FD"/>
-    <w:rsid w:val="6C636DFB"/>
-  </w:rsids>
-  <m:mathPr>
-    <m:mathFont m:val="Cambria Math"/>
-    <m:brkBin m:val="before"/>
-    <m:brkBinSub m:val="--"/>
-    <m:smallFrac m:val="0"/>
-    <m:dispDef/>
-    <m:lMargin m:val="0"/>
-    <m:rMargin m:val="0"/>
-    <m:defJc m:val="centerGroup"/>
-    <m:wrapIndent m:val="1440"/>
-    <m:intLim m:val="subSup"/>
-    <m:naryLim m:val="undOvr"/>
-  </m:mathPr>
-  <w:themeFontLang w:val="en-US" w:eastAsia="zh-CN"/>
-  <w:clrSchemeMapping w:bg1="light1" w:t1="dark1" w:bg2="light2" w:t2="dark2" w:accent1="accent1" w:accent2="accent2" w:accent3="accent3" w:accent4="accent4" w:accent5="accent5" w:accent6="accent6" w:hyperlink="hyperlink" w:followedHyperlink="followedHyperlink"/>
-  <w:doNotIncludeSubdocsInStats/>
-</w:settings>
-</file>
-
-<file path=word\styles.xml><?xml version="1.0" encoding="utf-8"?>
+<file path=word/styles.xml><?xml version="1.0" encoding="utf-8"?>
 <w:styles xmlns:mc="http://schemas.openxmlformats.org/markup-compatibility/2006" xmlns:o="urn:schemas-microsoft-com:office:office" xmlns:r="http://schemas.openxmlformats.org/officeDocument/2006/relationships" xmlns:m="http://schemas.openxmlformats.org/officeDocument/2006/math" xmlns:v="urn:schemas-microsoft-com:vml" xmlns:w="http://schemas.openxmlformats.org/wordprocessingml/2006/main" xmlns:w14="http://schemas.microsoft.com/office/word/2010/wordml" xmlns:w10="urn:schemas-microsoft-com:office:word" xmlns:sl="http://schemas.openxmlformats.org/schemaLibrary/2006/main" xmlns:wpsCustomData="http://www.wps.cn/officeDocument/2013/wpsCustomData" mc:Ignorable="w14">
   <w:docDefaults>
     <w:rPrDefault>
@@ -10866,7 +11531,327 @@
 </w:styles>
 </file>
 
-<file path=word\theme\theme1.xml><?xml version="1.0" encoding="utf-8"?>
+<file path=word/activeX/activeX1.xml><?xml version="1.0" encoding="utf-8"?>
+<ax:ocx xmlns:ax="http://schemas.microsoft.com/office/2006/activeX" xmlns:r="http://schemas.openxmlformats.org/officeDocument/2006/relationships" ax:classid="{5512D118-5CC6-11CF-8D67-00AA00BDCE1D}" r:id="rId1" ax:persistence="persistStorage"/>
+</file>
+
+<file path=word/activeX/activeX10.xml><?xml version="1.0" encoding="utf-8"?>
+<ax:ocx xmlns:ax="http://schemas.microsoft.com/office/2006/activeX" xmlns:r="http://schemas.openxmlformats.org/officeDocument/2006/relationships" ax:classid="{5512D118-5CC6-11CF-8D67-00AA00BDCE1D}" r:id="rId1" ax:persistence="persistStorage"/>
+</file>
+
+<file path=word/activeX/activeX11.xml><?xml version="1.0" encoding="utf-8"?>
+<ax:ocx xmlns:ax="http://schemas.microsoft.com/office/2006/activeX" xmlns:r="http://schemas.openxmlformats.org/officeDocument/2006/relationships" ax:classid="{5512D118-5CC6-11CF-8D67-00AA00BDCE1D}" r:id="rId1" ax:persistence="persistStorage"/>
+</file>
+
+<file path=word/activeX/activeX12.xml><?xml version="1.0" encoding="utf-8"?>
+<ax:ocx xmlns:ax="http://schemas.microsoft.com/office/2006/activeX" xmlns:r="http://schemas.openxmlformats.org/officeDocument/2006/relationships" ax:classid="{5512D118-5CC6-11CF-8D67-00AA00BDCE1D}" r:id="rId1" ax:persistence="persistStorage"/>
+</file>
+
+<file path=word/activeX/activeX13.xml><?xml version="1.0" encoding="utf-8"?>
+<ax:ocx xmlns:ax="http://schemas.microsoft.com/office/2006/activeX" xmlns:r="http://schemas.openxmlformats.org/officeDocument/2006/relationships" ax:classid="{5512D118-5CC6-11CF-8D67-00AA00BDCE1D}" r:id="rId1" ax:persistence="persistStorage"/>
+</file>
+
+<file path=word/activeX/activeX14.xml><?xml version="1.0" encoding="utf-8"?>
+<ax:ocx xmlns:ax="http://schemas.microsoft.com/office/2006/activeX" xmlns:r="http://schemas.openxmlformats.org/officeDocument/2006/relationships" ax:classid="{5512D118-5CC6-11CF-8D67-00AA00BDCE1D}" r:id="rId1" ax:persistence="persistStorage"/>
+</file>
+
+<file path=word/activeX/activeX15.xml><?xml version="1.0" encoding="utf-8"?>
+<ax:ocx xmlns:ax="http://schemas.microsoft.com/office/2006/activeX" xmlns:r="http://schemas.openxmlformats.org/officeDocument/2006/relationships" ax:classid="{5512D118-5CC6-11CF-8D67-00AA00BDCE1D}" r:id="rId1" ax:persistence="persistStorage"/>
+</file>
+
+<file path=word/activeX/activeX16.xml><?xml version="1.0" encoding="utf-8"?>
+<ax:ocx xmlns:ax="http://schemas.microsoft.com/office/2006/activeX" xmlns:r="http://schemas.openxmlformats.org/officeDocument/2006/relationships" ax:classid="{5512D118-5CC6-11CF-8D67-00AA00BDCE1D}" r:id="rId1" ax:persistence="persistStorage"/>
+</file>
+
+<file path=word/activeX/activeX17.xml><?xml version="1.0" encoding="utf-8"?>
+<ax:ocx xmlns:ax="http://schemas.microsoft.com/office/2006/activeX" xmlns:r="http://schemas.openxmlformats.org/officeDocument/2006/relationships" ax:classid="{5512D118-5CC6-11CF-8D67-00AA00BDCE1D}" r:id="rId1" ax:persistence="persistStorage"/>
+</file>
+
+<file path=word/activeX/activeX18.xml><?xml version="1.0" encoding="utf-8"?>
+<ax:ocx xmlns:ax="http://schemas.microsoft.com/office/2006/activeX" xmlns:r="http://schemas.openxmlformats.org/officeDocument/2006/relationships" ax:classid="{5512D118-5CC6-11CF-8D67-00AA00BDCE1D}" r:id="rId1" ax:persistence="persistStorage"/>
+</file>
+
+<file path=word/activeX/activeX19.xml><?xml version="1.0" encoding="utf-8"?>
+<ax:ocx xmlns:ax="http://schemas.microsoft.com/office/2006/activeX" xmlns:r="http://schemas.openxmlformats.org/officeDocument/2006/relationships" ax:classid="{5512D118-5CC6-11CF-8D67-00AA00BDCE1D}" r:id="rId1" ax:persistence="persistStorage"/>
+</file>
+
+<file path=word/activeX/activeX2.xml><?xml version="1.0" encoding="utf-8"?>
+<ax:ocx xmlns:ax="http://schemas.microsoft.com/office/2006/activeX" xmlns:r="http://schemas.openxmlformats.org/officeDocument/2006/relationships" ax:classid="{5512D118-5CC6-11CF-8D67-00AA00BDCE1D}" r:id="rId1" ax:persistence="persistStorage"/>
+</file>
+
+<file path=word/activeX/activeX20.xml><?xml version="1.0" encoding="utf-8"?>
+<ax:ocx xmlns:ax="http://schemas.microsoft.com/office/2006/activeX" xmlns:r="http://schemas.openxmlformats.org/officeDocument/2006/relationships" ax:classid="{5512D118-5CC6-11CF-8D67-00AA00BDCE1D}" r:id="rId1" ax:persistence="persistStorage"/>
+</file>
+
+<file path=word/activeX/activeX21.xml><?xml version="1.0" encoding="utf-8"?>
+<ax:ocx xmlns:ax="http://schemas.microsoft.com/office/2006/activeX" xmlns:r="http://schemas.openxmlformats.org/officeDocument/2006/relationships" ax:classid="{5512D118-5CC6-11CF-8D67-00AA00BDCE1D}" r:id="rId1" ax:persistence="persistStorage"/>
+</file>
+
+<file path=word/activeX/activeX22.xml><?xml version="1.0" encoding="utf-8"?>
+<ax:ocx xmlns:ax="http://schemas.microsoft.com/office/2006/activeX" xmlns:r="http://schemas.openxmlformats.org/officeDocument/2006/relationships" ax:classid="{5512D118-5CC6-11CF-8D67-00AA00BDCE1D}" r:id="rId1" ax:persistence="persistStorage"/>
+</file>
+
+<file path=word/activeX/activeX23.xml><?xml version="1.0" encoding="utf-8"?>
+<ax:ocx xmlns:ax="http://schemas.microsoft.com/office/2006/activeX" xmlns:r="http://schemas.openxmlformats.org/officeDocument/2006/relationships" ax:classid="{5512D118-5CC6-11CF-8D67-00AA00BDCE1D}" r:id="rId1" ax:persistence="persistStorage"/>
+</file>
+
+<file path=word/activeX/activeX24.xml><?xml version="1.0" encoding="utf-8"?>
+<ax:ocx xmlns:ax="http://schemas.microsoft.com/office/2006/activeX" xmlns:r="http://schemas.openxmlformats.org/officeDocument/2006/relationships" ax:classid="{5512D118-5CC6-11CF-8D67-00AA00BDCE1D}" r:id="rId1" ax:persistence="persistStorage"/>
+</file>
+
+<file path=word/activeX/activeX25.xml><?xml version="1.0" encoding="utf-8"?>
+<ax:ocx xmlns:ax="http://schemas.microsoft.com/office/2006/activeX" xmlns:r="http://schemas.openxmlformats.org/officeDocument/2006/relationships" ax:classid="{5512D118-5CC6-11CF-8D67-00AA00BDCE1D}" r:id="rId1" ax:persistence="persistStorage"/>
+</file>
+
+<file path=word/activeX/activeX26.xml><?xml version="1.0" encoding="utf-8"?>
+<ax:ocx xmlns:ax="http://schemas.microsoft.com/office/2006/activeX" xmlns:r="http://schemas.openxmlformats.org/officeDocument/2006/relationships" ax:classid="{5512D118-5CC6-11CF-8D67-00AA00BDCE1D}" r:id="rId1" ax:persistence="persistStorage"/>
+</file>
+
+<file path=word/activeX/activeX27.xml><?xml version="1.0" encoding="utf-8"?>
+<ax:ocx xmlns:ax="http://schemas.microsoft.com/office/2006/activeX" xmlns:r="http://schemas.openxmlformats.org/officeDocument/2006/relationships" ax:classid="{5512D118-5CC6-11CF-8D67-00AA00BDCE1D}" r:id="rId1" ax:persistence="persistStorage"/>
+</file>
+
+<file path=word/activeX/activeX28.xml><?xml version="1.0" encoding="utf-8"?>
+<ax:ocx xmlns:ax="http://schemas.microsoft.com/office/2006/activeX" xmlns:r="http://schemas.openxmlformats.org/officeDocument/2006/relationships" ax:classid="{5512D118-5CC6-11CF-8D67-00AA00BDCE1D}" r:id="rId1" ax:persistence="persistStorage"/>
+</file>
+
+<file path=word/activeX/activeX29.xml><?xml version="1.0" encoding="utf-8"?>
+<ax:ocx xmlns:ax="http://schemas.microsoft.com/office/2006/activeX" xmlns:r="http://schemas.openxmlformats.org/officeDocument/2006/relationships" ax:classid="{5512D118-5CC6-11CF-8D67-00AA00BDCE1D}" r:id="rId1" ax:persistence="persistStorage"/>
+</file>
+
+<file path=word/activeX/activeX3.xml><?xml version="1.0" encoding="utf-8"?>
+<ax:ocx xmlns:ax="http://schemas.microsoft.com/office/2006/activeX" xmlns:r="http://schemas.openxmlformats.org/officeDocument/2006/relationships" ax:classid="{5512D118-5CC6-11CF-8D67-00AA00BDCE1D}" r:id="rId1" ax:persistence="persistStorage"/>
+</file>
+
+<file path=word/activeX/activeX30.xml><?xml version="1.0" encoding="utf-8"?>
+<ax:ocx xmlns:ax="http://schemas.microsoft.com/office/2006/activeX" xmlns:r="http://schemas.openxmlformats.org/officeDocument/2006/relationships" ax:classid="{5512D118-5CC6-11CF-8D67-00AA00BDCE1D}" r:id="rId1" ax:persistence="persistStorage"/>
+</file>
+
+<file path=word/activeX/activeX31.xml><?xml version="1.0" encoding="utf-8"?>
+<ax:ocx xmlns:ax="http://schemas.microsoft.com/office/2006/activeX" xmlns:r="http://schemas.openxmlformats.org/officeDocument/2006/relationships" ax:classid="{5512D118-5CC6-11CF-8D67-00AA00BDCE1D}" r:id="rId1" ax:persistence="persistStorage"/>
+</file>
+
+<file path=word/activeX/activeX32.xml><?xml version="1.0" encoding="utf-8"?>
+<ax:ocx xmlns:ax="http://schemas.microsoft.com/office/2006/activeX" xmlns:r="http://schemas.openxmlformats.org/officeDocument/2006/relationships" ax:classid="{5512D118-5CC6-11CF-8D67-00AA00BDCE1D}" r:id="rId1" ax:persistence="persistStorage"/>
+</file>
+
+<file path=word/activeX/activeX33.xml><?xml version="1.0" encoding="utf-8"?>
+<ax:ocx xmlns:ax="http://schemas.microsoft.com/office/2006/activeX" xmlns:r="http://schemas.openxmlformats.org/officeDocument/2006/relationships" ax:classid="{5512D118-5CC6-11CF-8D67-00AA00BDCE1D}" r:id="rId1" ax:persistence="persistStorage"/>
+</file>
+
+<file path=word/activeX/activeX34.xml><?xml version="1.0" encoding="utf-8"?>
+<ax:ocx xmlns:ax="http://schemas.microsoft.com/office/2006/activeX" xmlns:r="http://schemas.openxmlformats.org/officeDocument/2006/relationships" ax:classid="{5512D118-5CC6-11CF-8D67-00AA00BDCE1D}" r:id="rId1" ax:persistence="persistStorage"/>
+</file>
+
+<file path=word/activeX/activeX35.xml><?xml version="1.0" encoding="utf-8"?>
+<ax:ocx xmlns:ax="http://schemas.microsoft.com/office/2006/activeX" xmlns:r="http://schemas.openxmlformats.org/officeDocument/2006/relationships" ax:classid="{5512D118-5CC6-11CF-8D67-00AA00BDCE1D}" r:id="rId1" ax:persistence="persistStorage"/>
+</file>
+
+<file path=word/activeX/activeX36.xml><?xml version="1.0" encoding="utf-8"?>
+<ax:ocx xmlns:ax="http://schemas.microsoft.com/office/2006/activeX" xmlns:r="http://schemas.openxmlformats.org/officeDocument/2006/relationships" ax:classid="{5512D118-5CC6-11CF-8D67-00AA00BDCE1D}" r:id="rId1" ax:persistence="persistStorage"/>
+</file>
+
+<file path=word/activeX/activeX37.xml><?xml version="1.0" encoding="utf-8"?>
+<ax:ocx xmlns:ax="http://schemas.microsoft.com/office/2006/activeX" xmlns:r="http://schemas.openxmlformats.org/officeDocument/2006/relationships" ax:classid="{5512D118-5CC6-11CF-8D67-00AA00BDCE1D}" r:id="rId1" ax:persistence="persistStorage"/>
+</file>
+
+<file path=word/activeX/activeX38.xml><?xml version="1.0" encoding="utf-8"?>
+<ax:ocx xmlns:ax="http://schemas.microsoft.com/office/2006/activeX" xmlns:r="http://schemas.openxmlformats.org/officeDocument/2006/relationships" ax:classid="{5512D118-5CC6-11CF-8D67-00AA00BDCE1D}" r:id="rId1" ax:persistence="persistStorage"/>
+</file>
+
+<file path=word/activeX/activeX39.xml><?xml version="1.0" encoding="utf-8"?>
+<ax:ocx xmlns:ax="http://schemas.microsoft.com/office/2006/activeX" xmlns:r="http://schemas.openxmlformats.org/officeDocument/2006/relationships" ax:classid="{5512D118-5CC6-11CF-8D67-00AA00BDCE1D}" r:id="rId1" ax:persistence="persistStorage"/>
+</file>
+
+<file path=word/activeX/activeX4.xml><?xml version="1.0" encoding="utf-8"?>
+<ax:ocx xmlns:ax="http://schemas.microsoft.com/office/2006/activeX" xmlns:r="http://schemas.openxmlformats.org/officeDocument/2006/relationships" ax:classid="{5512D118-5CC6-11CF-8D67-00AA00BDCE1D}" r:id="rId1" ax:persistence="persistStorage"/>
+</file>
+
+<file path=word/activeX/activeX40.xml><?xml version="1.0" encoding="utf-8"?>
+<ax:ocx xmlns:ax="http://schemas.microsoft.com/office/2006/activeX" xmlns:r="http://schemas.openxmlformats.org/officeDocument/2006/relationships" ax:classid="{5512D118-5CC6-11CF-8D67-00AA00BDCE1D}" r:id="rId1" ax:persistence="persistStorage"/>
+</file>
+
+<file path=word/activeX/activeX41.xml><?xml version="1.0" encoding="utf-8"?>
+<ax:ocx xmlns:ax="http://schemas.microsoft.com/office/2006/activeX" xmlns:r="http://schemas.openxmlformats.org/officeDocument/2006/relationships" ax:classid="{5512D118-5CC6-11CF-8D67-00AA00BDCE1D}" r:id="rId1" ax:persistence="persistStorage"/>
+</file>
+
+<file path=word/activeX/activeX42.xml><?xml version="1.0" encoding="utf-8"?>
+<ax:ocx xmlns:ax="http://schemas.microsoft.com/office/2006/activeX" xmlns:r="http://schemas.openxmlformats.org/officeDocument/2006/relationships" ax:classid="{5512D118-5CC6-11CF-8D67-00AA00BDCE1D}" r:id="rId1" ax:persistence="persistStorage"/>
+</file>
+
+<file path=word/activeX/activeX43.xml><?xml version="1.0" encoding="utf-8"?>
+<ax:ocx xmlns:ax="http://schemas.microsoft.com/office/2006/activeX" xmlns:r="http://schemas.openxmlformats.org/officeDocument/2006/relationships" ax:classid="{5512D118-5CC6-11CF-8D67-00AA00BDCE1D}" r:id="rId1" ax:persistence="persistStorage"/>
+</file>
+
+<file path=word/activeX/activeX44.xml><?xml version="1.0" encoding="utf-8"?>
+<ax:ocx xmlns:ax="http://schemas.microsoft.com/office/2006/activeX" xmlns:r="http://schemas.openxmlformats.org/officeDocument/2006/relationships" ax:classid="{5512D118-5CC6-11CF-8D67-00AA00BDCE1D}" r:id="rId1" ax:persistence="persistStorage"/>
+</file>
+
+<file path=word/activeX/activeX45.xml><?xml version="1.0" encoding="utf-8"?>
+<ax:ocx xmlns:ax="http://schemas.microsoft.com/office/2006/activeX" xmlns:r="http://schemas.openxmlformats.org/officeDocument/2006/relationships" ax:classid="{5512D118-5CC6-11CF-8D67-00AA00BDCE1D}" r:id="rId1" ax:persistence="persistStorage"/>
+</file>
+
+<file path=word/activeX/activeX46.xml><?xml version="1.0" encoding="utf-8"?>
+<ax:ocx xmlns:ax="http://schemas.microsoft.com/office/2006/activeX" xmlns:r="http://schemas.openxmlformats.org/officeDocument/2006/relationships" ax:classid="{5512D118-5CC6-11CF-8D67-00AA00BDCE1D}" r:id="rId1" ax:persistence="persistStorage"/>
+</file>
+
+<file path=word/activeX/activeX47.xml><?xml version="1.0" encoding="utf-8"?>
+<ax:ocx xmlns:ax="http://schemas.microsoft.com/office/2006/activeX" xmlns:r="http://schemas.openxmlformats.org/officeDocument/2006/relationships" ax:classid="{5512D118-5CC6-11CF-8D67-00AA00BDCE1D}" r:id="rId1" ax:persistence="persistStorage"/>
+</file>
+
+<file path=word/activeX/activeX48.xml><?xml version="1.0" encoding="utf-8"?>
+<ax:ocx xmlns:ax="http://schemas.microsoft.com/office/2006/activeX" xmlns:r="http://schemas.openxmlformats.org/officeDocument/2006/relationships" ax:classid="{5512D118-5CC6-11CF-8D67-00AA00BDCE1D}" r:id="rId1" ax:persistence="persistStorage"/>
+</file>
+
+<file path=word/activeX/activeX49.xml><?xml version="1.0" encoding="utf-8"?>
+<ax:ocx xmlns:ax="http://schemas.microsoft.com/office/2006/activeX" xmlns:r="http://schemas.openxmlformats.org/officeDocument/2006/relationships" ax:classid="{5512D118-5CC6-11CF-8D67-00AA00BDCE1D}" r:id="rId1" ax:persistence="persistStorage"/>
+</file>
+
+<file path=word/activeX/activeX5.xml><?xml version="1.0" encoding="utf-8"?>
+<ax:ocx xmlns:ax="http://schemas.microsoft.com/office/2006/activeX" xmlns:r="http://schemas.openxmlformats.org/officeDocument/2006/relationships" ax:classid="{5512D118-5CC6-11CF-8D67-00AA00BDCE1D}" r:id="rId1" ax:persistence="persistStorage"/>
+</file>
+
+<file path=word/activeX/activeX50.xml><?xml version="1.0" encoding="utf-8"?>
+<ax:ocx xmlns:ax="http://schemas.microsoft.com/office/2006/activeX" xmlns:r="http://schemas.openxmlformats.org/officeDocument/2006/relationships" ax:classid="{5512D118-5CC6-11CF-8D67-00AA00BDCE1D}" r:id="rId1" ax:persistence="persistStorage"/>
+</file>
+
+<file path=word/activeX/activeX51.xml><?xml version="1.0" encoding="utf-8"?>
+<ax:ocx xmlns:ax="http://schemas.microsoft.com/office/2006/activeX" xmlns:r="http://schemas.openxmlformats.org/officeDocument/2006/relationships" ax:classid="{5512D118-5CC6-11CF-8D67-00AA00BDCE1D}" r:id="rId1" ax:persistence="persistStorage"/>
+</file>
+
+<file path=word/activeX/activeX52.xml><?xml version="1.0" encoding="utf-8"?>
+<ax:ocx xmlns:ax="http://schemas.microsoft.com/office/2006/activeX" xmlns:r="http://schemas.openxmlformats.org/officeDocument/2006/relationships" ax:classid="{5512D118-5CC6-11CF-8D67-00AA00BDCE1D}" r:id="rId1" ax:persistence="persistStorage"/>
+</file>
+
+<file path=word/activeX/activeX53.xml><?xml version="1.0" encoding="utf-8"?>
+<ax:ocx xmlns:ax="http://schemas.microsoft.com/office/2006/activeX" xmlns:r="http://schemas.openxmlformats.org/officeDocument/2006/relationships" ax:classid="{5512D118-5CC6-11CF-8D67-00AA00BDCE1D}" r:id="rId1" ax:persistence="persistStorage"/>
+</file>
+
+<file path=word/activeX/activeX54.xml><?xml version="1.0" encoding="utf-8"?>
+<ax:ocx xmlns:ax="http://schemas.microsoft.com/office/2006/activeX" xmlns:r="http://schemas.openxmlformats.org/officeDocument/2006/relationships" ax:classid="{5512D118-5CC6-11CF-8D67-00AA00BDCE1D}" r:id="rId1" ax:persistence="persistStorage"/>
+</file>
+
+<file path=word/activeX/activeX55.xml><?xml version="1.0" encoding="utf-8"?>
+<ax:ocx xmlns:ax="http://schemas.microsoft.com/office/2006/activeX" xmlns:r="http://schemas.openxmlformats.org/officeDocument/2006/relationships" ax:classid="{5512D118-5CC6-11CF-8D67-00AA00BDCE1D}" r:id="rId1" ax:persistence="persistStorage"/>
+</file>
+
+<file path=word/activeX/activeX56.xml><?xml version="1.0" encoding="utf-8"?>
+<ax:ocx xmlns:ax="http://schemas.microsoft.com/office/2006/activeX" xmlns:r="http://schemas.openxmlformats.org/officeDocument/2006/relationships" ax:classid="{5512D118-5CC6-11CF-8D67-00AA00BDCE1D}" r:id="rId1" ax:persistence="persistStorage"/>
+</file>
+
+<file path=word/activeX/activeX57.xml><?xml version="1.0" encoding="utf-8"?>
+<ax:ocx xmlns:ax="http://schemas.microsoft.com/office/2006/activeX" xmlns:r="http://schemas.openxmlformats.org/officeDocument/2006/relationships" ax:classid="{5512D118-5CC6-11CF-8D67-00AA00BDCE1D}" r:id="rId1" ax:persistence="persistStorage"/>
+</file>
+
+<file path=word/activeX/activeX58.xml><?xml version="1.0" encoding="utf-8"?>
+<ax:ocx xmlns:ax="http://schemas.microsoft.com/office/2006/activeX" xmlns:r="http://schemas.openxmlformats.org/officeDocument/2006/relationships" ax:classid="{5512D118-5CC6-11CF-8D67-00AA00BDCE1D}" r:id="rId1" ax:persistence="persistStorage"/>
+</file>
+
+<file path=word/activeX/activeX59.xml><?xml version="1.0" encoding="utf-8"?>
+<ax:ocx xmlns:ax="http://schemas.microsoft.com/office/2006/activeX" xmlns:r="http://schemas.openxmlformats.org/officeDocument/2006/relationships" ax:classid="{5512D118-5CC6-11CF-8D67-00AA00BDCE1D}" r:id="rId1" ax:persistence="persistStorage"/>
+</file>
+
+<file path=word/activeX/activeX6.xml><?xml version="1.0" encoding="utf-8"?>
+<ax:ocx xmlns:ax="http://schemas.microsoft.com/office/2006/activeX" xmlns:r="http://schemas.openxmlformats.org/officeDocument/2006/relationships" ax:classid="{5512D118-5CC6-11CF-8D67-00AA00BDCE1D}" r:id="rId1" ax:persistence="persistStorage"/>
+</file>
+
+<file path=word/activeX/activeX60.xml><?xml version="1.0" encoding="utf-8"?>
+<ax:ocx xmlns:ax="http://schemas.microsoft.com/office/2006/activeX" xmlns:r="http://schemas.openxmlformats.org/officeDocument/2006/relationships" ax:classid="{5512D118-5CC6-11CF-8D67-00AA00BDCE1D}" r:id="rId1" ax:persistence="persistStorage"/>
+</file>
+
+<file path=word/activeX/activeX61.xml><?xml version="1.0" encoding="utf-8"?>
+<ax:ocx xmlns:ax="http://schemas.microsoft.com/office/2006/activeX" xmlns:r="http://schemas.openxmlformats.org/officeDocument/2006/relationships" ax:classid="{5512D118-5CC6-11CF-8D67-00AA00BDCE1D}" r:id="rId1" ax:persistence="persistStorage"/>
+</file>
+
+<file path=word/activeX/activeX62.xml><?xml version="1.0" encoding="utf-8"?>
+<ax:ocx xmlns:ax="http://schemas.microsoft.com/office/2006/activeX" xmlns:r="http://schemas.openxmlformats.org/officeDocument/2006/relationships" ax:classid="{5512D118-5CC6-11CF-8D67-00AA00BDCE1D}" r:id="rId1" ax:persistence="persistStorage"/>
+</file>
+
+<file path=word/activeX/activeX63.xml><?xml version="1.0" encoding="utf-8"?>
+<ax:ocx xmlns:ax="http://schemas.microsoft.com/office/2006/activeX" xmlns:r="http://schemas.openxmlformats.org/officeDocument/2006/relationships" ax:classid="{5512D118-5CC6-11CF-8D67-00AA00BDCE1D}" r:id="rId1" ax:persistence="persistStorage"/>
+</file>
+
+<file path=word/activeX/activeX64.xml><?xml version="1.0" encoding="utf-8"?>
+<ax:ocx xmlns:ax="http://schemas.microsoft.com/office/2006/activeX" xmlns:r="http://schemas.openxmlformats.org/officeDocument/2006/relationships" ax:classid="{5512D118-5CC6-11CF-8D67-00AA00BDCE1D}" r:id="rId1" ax:persistence="persistStorage"/>
+</file>
+
+<file path=word/activeX/activeX65.xml><?xml version="1.0" encoding="utf-8"?>
+<ax:ocx xmlns:ax="http://schemas.microsoft.com/office/2006/activeX" xmlns:r="http://schemas.openxmlformats.org/officeDocument/2006/relationships" ax:classid="{5512D118-5CC6-11CF-8D67-00AA00BDCE1D}" r:id="rId1" ax:persistence="persistStorage"/>
+</file>
+
+<file path=word/activeX/activeX66.xml><?xml version="1.0" encoding="utf-8"?>
+<ax:ocx xmlns:ax="http://schemas.microsoft.com/office/2006/activeX" xmlns:r="http://schemas.openxmlformats.org/officeDocument/2006/relationships" ax:classid="{5512D118-5CC6-11CF-8D67-00AA00BDCE1D}" r:id="rId1" ax:persistence="persistStorage"/>
+</file>
+
+<file path=word/activeX/activeX67.xml><?xml version="1.0" encoding="utf-8"?>
+<ax:ocx xmlns:ax="http://schemas.microsoft.com/office/2006/activeX" xmlns:r="http://schemas.openxmlformats.org/officeDocument/2006/relationships" ax:classid="{5512D118-5CC6-11CF-8D67-00AA00BDCE1D}" r:id="rId1" ax:persistence="persistStorage"/>
+</file>
+
+<file path=word/activeX/activeX68.xml><?xml version="1.0" encoding="utf-8"?>
+<ax:ocx xmlns:ax="http://schemas.microsoft.com/office/2006/activeX" xmlns:r="http://schemas.openxmlformats.org/officeDocument/2006/relationships" ax:classid="{5512D118-5CC6-11CF-8D67-00AA00BDCE1D}" r:id="rId1" ax:persistence="persistStorage"/>
+</file>
+
+<file path=word/activeX/activeX69.xml><?xml version="1.0" encoding="utf-8"?>
+<ax:ocx xmlns:ax="http://schemas.microsoft.com/office/2006/activeX" xmlns:r="http://schemas.openxmlformats.org/officeDocument/2006/relationships" ax:classid="{5512D118-5CC6-11CF-8D67-00AA00BDCE1D}" r:id="rId1" ax:persistence="persistStorage"/>
+</file>
+
+<file path=word/activeX/activeX7.xml><?xml version="1.0" encoding="utf-8"?>
+<ax:ocx xmlns:ax="http://schemas.microsoft.com/office/2006/activeX" xmlns:r="http://schemas.openxmlformats.org/officeDocument/2006/relationships" ax:classid="{5512D118-5CC6-11CF-8D67-00AA00BDCE1D}" r:id="rId1" ax:persistence="persistStorage"/>
+</file>
+
+<file path=word/activeX/activeX70.xml><?xml version="1.0" encoding="utf-8"?>
+<ax:ocx xmlns:ax="http://schemas.microsoft.com/office/2006/activeX" xmlns:r="http://schemas.openxmlformats.org/officeDocument/2006/relationships" ax:classid="{5512D118-5CC6-11CF-8D67-00AA00BDCE1D}" r:id="rId1" ax:persistence="persistStorage"/>
+</file>
+
+<file path=word/activeX/activeX71.xml><?xml version="1.0" encoding="utf-8"?>
+<ax:ocx xmlns:ax="http://schemas.microsoft.com/office/2006/activeX" xmlns:r="http://schemas.openxmlformats.org/officeDocument/2006/relationships" ax:classid="{5512D118-5CC6-11CF-8D67-00AA00BDCE1D}" r:id="rId1" ax:persistence="persistStorage"/>
+</file>
+
+<file path=word/activeX/activeX72.xml><?xml version="1.0" encoding="utf-8"?>
+<ax:ocx xmlns:ax="http://schemas.microsoft.com/office/2006/activeX" xmlns:r="http://schemas.openxmlformats.org/officeDocument/2006/relationships" ax:classid="{5512D118-5CC6-11CF-8D67-00AA00BDCE1D}" r:id="rId1" ax:persistence="persistStorage"/>
+</file>
+
+<file path=word/activeX/activeX73.xml><?xml version="1.0" encoding="utf-8"?>
+<ax:ocx xmlns:ax="http://schemas.microsoft.com/office/2006/activeX" xmlns:r="http://schemas.openxmlformats.org/officeDocument/2006/relationships" ax:classid="{5512D118-5CC6-11CF-8D67-00AA00BDCE1D}" r:id="rId1" ax:persistence="persistStorage"/>
+</file>
+
+<file path=word/activeX/activeX74.xml><?xml version="1.0" encoding="utf-8"?>
+<ax:ocx xmlns:ax="http://schemas.microsoft.com/office/2006/activeX" xmlns:r="http://schemas.openxmlformats.org/officeDocument/2006/relationships" ax:classid="{5512D118-5CC6-11CF-8D67-00AA00BDCE1D}" r:id="rId1" ax:persistence="persistStorage"/>
+</file>
+
+<file path=word/activeX/activeX75.xml><?xml version="1.0" encoding="utf-8"?>
+<ax:ocx xmlns:ax="http://schemas.microsoft.com/office/2006/activeX" xmlns:r="http://schemas.openxmlformats.org/officeDocument/2006/relationships" ax:classid="{5512D118-5CC6-11CF-8D67-00AA00BDCE1D}" r:id="rId1" ax:persistence="persistStorage"/>
+</file>
+
+<file path=word/activeX/activeX76.xml><?xml version="1.0" encoding="utf-8"?>
+<ax:ocx xmlns:ax="http://schemas.microsoft.com/office/2006/activeX" xmlns:r="http://schemas.openxmlformats.org/officeDocument/2006/relationships" ax:classid="{5512D118-5CC6-11CF-8D67-00AA00BDCE1D}" r:id="rId1" ax:persistence="persistStorage"/>
+</file>
+
+<file path=word/activeX/activeX77.xml><?xml version="1.0" encoding="utf-8"?>
+<ax:ocx xmlns:ax="http://schemas.microsoft.com/office/2006/activeX" xmlns:r="http://schemas.openxmlformats.org/officeDocument/2006/relationships" ax:classid="{5512D118-5CC6-11CF-8D67-00AA00BDCE1D}" r:id="rId1" ax:persistence="persistStorage"/>
+</file>
+
+<file path=word/activeX/activeX78.xml><?xml version="1.0" encoding="utf-8"?>
+<ax:ocx xmlns:ax="http://schemas.microsoft.com/office/2006/activeX" xmlns:r="http://schemas.openxmlformats.org/officeDocument/2006/relationships" ax:classid="{5512D118-5CC6-11CF-8D67-00AA00BDCE1D}" r:id="rId1" ax:persistence="persistStorage"/>
+</file>
+
+<file path=word/activeX/activeX79.xml><?xml version="1.0" encoding="utf-8"?>
+<ax:ocx xmlns:ax="http://schemas.microsoft.com/office/2006/activeX" xmlns:r="http://schemas.openxmlformats.org/officeDocument/2006/relationships" ax:classid="{5512D118-5CC6-11CF-8D67-00AA00BDCE1D}" r:id="rId1" ax:persistence="persistStorage"/>
+</file>
+
+<file path=word/activeX/activeX8.xml><?xml version="1.0" encoding="utf-8"?>
+<ax:ocx xmlns:ax="http://schemas.microsoft.com/office/2006/activeX" xmlns:r="http://schemas.openxmlformats.org/officeDocument/2006/relationships" ax:classid="{5512D118-5CC6-11CF-8D67-00AA00BDCE1D}" r:id="rId1" ax:persistence="persistStorage"/>
+</file>
+
+<file path=word/activeX/activeX80.xml><?xml version="1.0" encoding="utf-8"?>
+<ax:ocx xmlns:ax="http://schemas.microsoft.com/office/2006/activeX" xmlns:r="http://schemas.openxmlformats.org/officeDocument/2006/relationships" ax:classid="{5512D118-5CC6-11CF-8D67-00AA00BDCE1D}" r:id="rId1" ax:persistence="persistStorage"/>
+</file>
+
+<file path=word/activeX/activeX9.xml><?xml version="1.0" encoding="utf-8"?>
+<ax:ocx xmlns:ax="http://schemas.microsoft.com/office/2006/activeX" xmlns:r="http://schemas.openxmlformats.org/officeDocument/2006/relationships" ax:classid="{5512D118-5CC6-11CF-8D67-00AA00BDCE1D}" r:id="rId1" ax:persistence="persistStorage"/>
+</file>
+
+<file path=word/theme/theme1.xml><?xml version="1.0" encoding="utf-8"?>
 <a:theme xmlns:a="http://schemas.openxmlformats.org/drawingml/2006/main" name="Office 主题">
   <a:themeElements>
     <a:clrScheme name="Office">
